--- a/06-学生侧材料/讲义/2026-06-23-配合物结构深化.docx
+++ b/06-学生侧材料/讲义/2026-06-23-配合物结构深化.docx
@@ -2,7 +2,7 @@
 <file path=word/document.xml><?xml version="1.0" encoding="utf-8"?>
 <w:document xmlns:w="http://schemas.openxmlformats.org/wordprocessingml/2006/main" xmlns:m="http://schemas.openxmlformats.org/officeDocument/2006/math" xmlns:r="http://schemas.openxmlformats.org/officeDocument/2006/relationships" xmlns:o="urn:schemas-microsoft-com:office:office" xmlns:v="urn:schemas-microsoft-com:vml" xmlns:w10="urn:schemas-microsoft-com:office:word" xmlns:a="http://schemas.openxmlformats.org/drawingml/2006/main" xmlns:pic="http://schemas.openxmlformats.org/drawingml/2006/picture" xmlns:wp="http://schemas.openxmlformats.org/drawingml/2006/wordprocessingDrawing">
   <w:body>
-    <w:bookmarkStart w:id="64" w:name="配合物结构深化"/>
+    <w:bookmarkStart w:id="67" w:name="配合物结构深化"/>
     <w:p>
       <w:pPr>
         <w:pStyle w:val="Heading1"/>
@@ -183,6 +183,14 @@
         <w:t xml:space="preserve"> </w:t>
       </w:r>
       <m:oMath>
+        <m:oMathPr>
+          <m:ctrlPr>
+            <w:rPr>
+              <w:sz w:val="28"/>
+              <w:szCs w:val="28"/>
+            </w:rPr>
+          </m:ctrlPr>
+        </m:oMathPr>
         <m:r>
           <m:t>μ</m:t>
         </m:r>
@@ -428,7 +436,7 @@
           <w:p>
             <w:pPr>
               <w:pStyle w:val="Compact"/>
-              <w:jc w:val="left"/>
+              <w:jc w:val="center"/>
             </w:pPr>
             <w:r>
               <w:rPr>
@@ -444,7 +452,7 @@
           <w:p>
             <w:pPr>
               <w:pStyle w:val="Compact"/>
-              <w:jc w:val="left"/>
+              <w:jc w:val="center"/>
             </w:pPr>
             <w:r>
               <w:rPr>
@@ -510,7 +518,7 @@
           <w:p>
             <w:pPr>
               <w:pStyle w:val="Compact"/>
-              <w:jc w:val="left"/>
+              <w:jc w:val="center"/>
             </w:pPr>
             <m:oMath>
               <m:sSub>
@@ -583,7 +591,7 @@
           <w:p>
             <w:pPr>
               <w:pStyle w:val="Compact"/>
-              <w:jc w:val="left"/>
+              <w:jc w:val="center"/>
             </w:pPr>
             <m:oMath>
               <m:sSub>
@@ -667,7 +675,7 @@
           <w:p>
             <w:pPr>
               <w:pStyle w:val="Compact"/>
-              <w:jc w:val="left"/>
+              <w:jc w:val="center"/>
             </w:pPr>
             <m:oMath>
               <m:r>
@@ -722,7 +730,7 @@
           <w:p>
             <w:pPr>
               <w:pStyle w:val="Compact"/>
-              <w:jc w:val="left"/>
+              <w:jc w:val="center"/>
             </w:pPr>
             <m:oMath>
               <m:sSub>
@@ -855,7 +863,7 @@
           <w:p>
             <w:pPr>
               <w:pStyle w:val="Compact"/>
-              <w:jc w:val="left"/>
+              <w:jc w:val="center"/>
             </w:pPr>
             <m:oMath>
               <m:sSub>
@@ -1046,7 +1054,7 @@
           <w:p>
             <w:pPr>
               <w:pStyle w:val="Compact"/>
-              <w:jc w:val="left"/>
+              <w:jc w:val="center"/>
             </w:pPr>
             <m:oMath>
               <m:sSub>
@@ -1246,6 +1254,14 @@
         <w:t xml:space="preserve">组）能量较高（指向配体方向），</w:t>
       </w:r>
       <m:oMath>
+        <m:oMathPr>
+          <m:ctrlPr>
+            <w:rPr>
+              <w:sz w:val="28"/>
+              <w:szCs w:val="28"/>
+            </w:rPr>
+          </m:ctrlPr>
+        </m:oMathPr>
         <m:sSub>
           <m:e>
             <m:r>
@@ -1439,6 +1455,12 @@
       <m:oMathPara>
         <m:oMathParaPr>
           <m:jc m:val="center"/>
+          <m:ctrlPr>
+            <w:rPr>
+              <w:sz w:val="28"/>
+              <w:szCs w:val="28"/>
+            </w:rPr>
+          </m:ctrlPr>
         </m:oMathParaPr>
         <m:oMath>
           <m:sSub>
@@ -1773,6 +1795,12 @@
       <m:oMathPara>
         <m:oMathParaPr>
           <m:jc m:val="center"/>
+          <m:ctrlPr>
+            <w:rPr>
+              <w:sz w:val="28"/>
+              <w:szCs w:val="28"/>
+            </w:rPr>
+          </m:ctrlPr>
         </m:oMathParaPr>
         <m:oMath>
           <m:sSub>
@@ -1980,6 +2008,14 @@
         <w:t xml:space="preserve"> </w:t>
       </w:r>
       <m:oMath>
+        <m:oMathPr>
+          <m:ctrlPr>
+            <w:rPr>
+              <w:sz w:val="28"/>
+              <w:szCs w:val="28"/>
+            </w:rPr>
+          </m:ctrlPr>
+        </m:oMathPr>
         <m:sSub>
           <m:e>
             <m:r>
@@ -2129,7 +2165,7 @@
           <w:p>
             <w:pPr>
               <w:pStyle w:val="Compact"/>
-              <w:jc w:val="left"/>
+              <w:jc w:val="center"/>
             </w:pPr>
             <w:r>
               <w:rPr>
@@ -2161,7 +2197,7 @@
           <w:p>
             <w:pPr>
               <w:pStyle w:val="Compact"/>
-              <w:jc w:val="left"/>
+              <w:jc w:val="center"/>
             </w:pPr>
             <w:r>
               <w:rPr>
@@ -2210,7 +2246,7 @@
           <w:p>
             <w:pPr>
               <w:pStyle w:val="Compact"/>
-              <w:jc w:val="left"/>
+              <w:jc w:val="center"/>
             </w:pPr>
             <w:r>
               <w:rPr>
@@ -2240,7 +2276,7 @@
           <w:p>
             <w:pPr>
               <w:pStyle w:val="Compact"/>
-              <w:jc w:val="left"/>
+              <w:jc w:val="center"/>
             </w:pPr>
             <w:r>
               <w:rPr>
@@ -2287,7 +2323,7 @@
           <w:p>
             <w:pPr>
               <w:pStyle w:val="Compact"/>
-              <w:jc w:val="left"/>
+              <w:jc w:val="center"/>
             </w:pPr>
             <w:r>
               <w:rPr>
@@ -2317,7 +2353,7 @@
           <w:p>
             <w:pPr>
               <w:pStyle w:val="Compact"/>
-              <w:jc w:val="left"/>
+              <w:jc w:val="center"/>
             </w:pPr>
             <w:r>
               <w:rPr>
@@ -2364,7 +2400,7 @@
           <w:p>
             <w:pPr>
               <w:pStyle w:val="Compact"/>
-              <w:jc w:val="left"/>
+              <w:jc w:val="center"/>
             </w:pPr>
             <w:r>
               <w:rPr>
@@ -2394,7 +2430,7 @@
           <w:p>
             <w:pPr>
               <w:pStyle w:val="Compact"/>
-              <w:jc w:val="left"/>
+              <w:jc w:val="center"/>
             </w:pPr>
             <w:r>
               <w:rPr>
@@ -2441,7 +2477,7 @@
           <w:p>
             <w:pPr>
               <w:pStyle w:val="Compact"/>
-              <w:jc w:val="left"/>
+              <w:jc w:val="center"/>
             </w:pPr>
             <w:r>
               <w:rPr>
@@ -2471,7 +2507,7 @@
           <w:p>
             <w:pPr>
               <w:pStyle w:val="Compact"/>
-              <w:jc w:val="left"/>
+              <w:jc w:val="center"/>
             </w:pPr>
             <w:r>
               <w:rPr>
@@ -2518,7 +2554,7 @@
           <w:p>
             <w:pPr>
               <w:pStyle w:val="Compact"/>
-              <w:jc w:val="left"/>
+              <w:jc w:val="center"/>
             </w:pPr>
             <w:r>
               <w:rPr>
@@ -2548,7 +2584,7 @@
           <w:p>
             <w:pPr>
               <w:pStyle w:val="Compact"/>
-              <w:jc w:val="left"/>
+              <w:jc w:val="center"/>
             </w:pPr>
             <w:r>
               <w:rPr>
@@ -2595,7 +2631,7 @@
           <w:p>
             <w:pPr>
               <w:pStyle w:val="Compact"/>
-              <w:jc w:val="left"/>
+              <w:jc w:val="center"/>
             </w:pPr>
             <w:r>
               <w:rPr>
@@ -2625,7 +2661,7 @@
           <w:p>
             <w:pPr>
               <w:pStyle w:val="Compact"/>
-              <w:jc w:val="left"/>
+              <w:jc w:val="center"/>
             </w:pPr>
             <w:r>
               <w:rPr>
@@ -2672,7 +2708,7 @@
           <w:p>
             <w:pPr>
               <w:pStyle w:val="Compact"/>
-              <w:jc w:val="left"/>
+              <w:jc w:val="center"/>
             </w:pPr>
             <w:r>
               <w:rPr>
@@ -2702,7 +2738,7 @@
           <w:p>
             <w:pPr>
               <w:pStyle w:val="Compact"/>
-              <w:jc w:val="left"/>
+              <w:jc w:val="center"/>
             </w:pPr>
             <w:r>
               <w:rPr>
@@ -2749,7 +2785,7 @@
           <w:p>
             <w:pPr>
               <w:pStyle w:val="Compact"/>
-              <w:jc w:val="left"/>
+              <w:jc w:val="center"/>
             </w:pPr>
             <w:r>
               <w:rPr>
@@ -2779,7 +2815,7 @@
           <w:p>
             <w:pPr>
               <w:pStyle w:val="Compact"/>
-              <w:jc w:val="left"/>
+              <w:jc w:val="center"/>
             </w:pPr>
             <w:r>
               <w:rPr>
@@ -2826,7 +2862,7 @@
           <w:p>
             <w:pPr>
               <w:pStyle w:val="Compact"/>
-              <w:jc w:val="left"/>
+              <w:jc w:val="center"/>
             </w:pPr>
             <w:r>
               <w:rPr>
@@ -2856,7 +2892,7 @@
           <w:p>
             <w:pPr>
               <w:pStyle w:val="Compact"/>
-              <w:jc w:val="left"/>
+              <w:jc w:val="center"/>
             </w:pPr>
             <w:r>
               <w:rPr>
@@ -2903,7 +2939,7 @@
           <w:p>
             <w:pPr>
               <w:pStyle w:val="Compact"/>
-              <w:jc w:val="left"/>
+              <w:jc w:val="center"/>
             </w:pPr>
             <w:r>
               <w:rPr>
@@ -2933,7 +2969,7 @@
           <w:p>
             <w:pPr>
               <w:pStyle w:val="Compact"/>
-              <w:jc w:val="left"/>
+              <w:jc w:val="center"/>
             </w:pPr>
             <w:r>
               <w:rPr>
@@ -3105,6 +3141,12 @@
       <m:oMathPara>
         <m:oMathParaPr>
           <m:jc m:val="center"/>
+          <m:ctrlPr>
+            <w:rPr>
+              <w:sz w:val="28"/>
+              <w:szCs w:val="28"/>
+            </w:rPr>
+          </m:ctrlPr>
         </m:oMathParaPr>
         <m:oMath>
           <m:sSup>
@@ -3685,6 +3727,14 @@
         <w:t xml:space="preserve"> </w:t>
       </w:r>
       <m:oMath>
+        <m:oMathPr>
+          <m:ctrlPr>
+            <w:rPr>
+              <w:sz w:val="28"/>
+              <w:szCs w:val="28"/>
+            </w:rPr>
+          </m:ctrlPr>
+        </m:oMathPr>
         <m:sSub>
           <m:e>
             <m:r>
@@ -4944,7 +4994,7 @@
           <w:p>
             <w:pPr>
               <w:pStyle w:val="Compact"/>
-              <w:jc w:val="left"/>
+              <w:jc w:val="center"/>
             </w:pPr>
             <w:r>
               <w:rPr>
@@ -4974,7 +5024,7 @@
           <w:p>
             <w:pPr>
               <w:pStyle w:val="Compact"/>
-              <w:jc w:val="left"/>
+              <w:jc w:val="center"/>
             </w:pPr>
             <w:r>
               <w:rPr>
@@ -5077,7 +5127,7 @@
           <w:p>
             <w:pPr>
               <w:pStyle w:val="Compact"/>
-              <w:jc w:val="left"/>
+              <w:jc w:val="center"/>
             </w:pPr>
             <w:r>
               <w:rPr>
@@ -5092,7 +5142,7 @@
           <w:p>
             <w:pPr>
               <w:pStyle w:val="Compact"/>
-              <w:jc w:val="left"/>
+              <w:jc w:val="center"/>
             </w:pPr>
             <w:r>
               <w:rPr>
@@ -5141,7 +5191,7 @@
           <w:p>
             <w:pPr>
               <w:pStyle w:val="Compact"/>
-              <w:jc w:val="left"/>
+              <w:jc w:val="center"/>
             </w:pPr>
             <w:r>
               <w:rPr>
@@ -5156,7 +5206,7 @@
           <w:p>
             <w:pPr>
               <w:pStyle w:val="Compact"/>
-              <w:jc w:val="left"/>
+              <w:jc w:val="center"/>
             </w:pPr>
             <w:r>
               <w:rPr>
@@ -5213,7 +5263,7 @@
           <w:p>
             <w:pPr>
               <w:pStyle w:val="Compact"/>
-              <w:jc w:val="left"/>
+              <w:jc w:val="center"/>
             </w:pPr>
             <w:r>
               <w:rPr>
@@ -5228,7 +5278,7 @@
           <w:p>
             <w:pPr>
               <w:pStyle w:val="Compact"/>
-              <w:jc w:val="left"/>
+              <w:jc w:val="center"/>
             </w:pPr>
             <w:r>
               <w:rPr>
@@ -5313,6 +5363,12 @@
       <m:oMathPara>
         <m:oMathParaPr>
           <m:jc m:val="center"/>
+          <m:ctrlPr>
+            <w:rPr>
+              <w:sz w:val="28"/>
+              <w:szCs w:val="28"/>
+            </w:rPr>
+          </m:ctrlPr>
         </m:oMathParaPr>
         <m:oMath>
           <m:r>
@@ -5560,7 +5616,7 @@
           <w:p>
             <w:pPr>
               <w:pStyle w:val="Compact"/>
-              <w:jc w:val="left"/>
+              <w:jc w:val="center"/>
             </w:pPr>
             <w:r>
               <w:rPr>
@@ -5592,7 +5648,7 @@
           <w:p>
             <w:pPr>
               <w:pStyle w:val="Compact"/>
-              <w:jc w:val="left"/>
+              <w:jc w:val="center"/>
             </w:pPr>
             <w:r>
               <w:rPr>
@@ -5608,7 +5664,7 @@
           <w:p>
             <w:pPr>
               <w:pStyle w:val="Compact"/>
-              <w:jc w:val="left"/>
+              <w:jc w:val="center"/>
             </w:pPr>
             <w:r>
               <w:rPr>
@@ -5659,7 +5715,7 @@
           <w:p>
             <w:pPr>
               <w:pStyle w:val="Compact"/>
-              <w:jc w:val="left"/>
+              <w:jc w:val="center"/>
             </w:pPr>
             <m:oMath>
               <m:sSub>
@@ -5721,7 +5777,7 @@
           <w:p>
             <w:pPr>
               <w:pStyle w:val="Compact"/>
-              <w:jc w:val="left"/>
+              <w:jc w:val="center"/>
             </w:pPr>
             <m:oMath>
               <m:sSubSup>
@@ -5792,7 +5848,7 @@
           <w:p>
             <w:pPr>
               <w:pStyle w:val="Compact"/>
-              <w:jc w:val="left"/>
+              <w:jc w:val="center"/>
             </w:pPr>
             <m:oMath>
               <m:r>
@@ -5972,7 +6028,7 @@
           <w:p>
             <w:pPr>
               <w:pStyle w:val="Compact"/>
-              <w:jc w:val="left"/>
+              <w:jc w:val="center"/>
             </w:pPr>
             <m:oMath>
               <m:sSub>
@@ -6040,7 +6096,7 @@
           <w:p>
             <w:pPr>
               <w:pStyle w:val="Compact"/>
-              <w:jc w:val="left"/>
+              <w:jc w:val="center"/>
             </w:pPr>
             <m:oMath>
               <m:sSubSup>
@@ -6123,7 +6179,7 @@
           <w:p>
             <w:pPr>
               <w:pStyle w:val="Compact"/>
-              <w:jc w:val="left"/>
+              <w:jc w:val="center"/>
             </w:pPr>
             <m:oMath>
               <m:r>
@@ -6371,7 +6427,7 @@
           <w:p>
             <w:pPr>
               <w:pStyle w:val="Compact"/>
-              <w:jc w:val="left"/>
+              <w:jc w:val="center"/>
             </w:pPr>
             <w:r>
               <w:rPr>
@@ -6446,7 +6502,7 @@
           <w:p>
             <w:pPr>
               <w:pStyle w:val="Compact"/>
-              <w:jc w:val="left"/>
+              <w:jc w:val="center"/>
             </w:pPr>
             <w:r>
               <w:rPr>
@@ -6538,7 +6594,7 @@
           <w:p>
             <w:pPr>
               <w:pStyle w:val="Compact"/>
-              <w:jc w:val="left"/>
+              <w:jc w:val="center"/>
             </w:pPr>
             <w:r>
               <w:rPr>
@@ -6600,7 +6656,7 @@
           <w:p>
             <w:pPr>
               <w:pStyle w:val="Compact"/>
-              <w:jc w:val="left"/>
+              <w:jc w:val="center"/>
             </w:pPr>
             <w:r>
               <w:rPr>
@@ -6664,7 +6720,7 @@
           <w:p>
             <w:pPr>
               <w:pStyle w:val="Compact"/>
-              <w:jc w:val="left"/>
+              <w:jc w:val="center"/>
             </w:pPr>
             <w:r>
               <w:rPr>
@@ -6734,7 +6790,7 @@
           <w:p>
             <w:pPr>
               <w:pStyle w:val="Compact"/>
-              <w:jc w:val="left"/>
+              <w:jc w:val="center"/>
             </w:pPr>
             <w:r>
               <w:rPr>
@@ -6810,7 +6866,7 @@
           <w:p>
             <w:pPr>
               <w:pStyle w:val="Compact"/>
-              <w:jc w:val="left"/>
+              <w:jc w:val="center"/>
             </w:pPr>
             <w:r>
               <w:rPr>
@@ -6886,7 +6942,7 @@
           <w:p>
             <w:pPr>
               <w:pStyle w:val="Compact"/>
-              <w:jc w:val="left"/>
+              <w:jc w:val="center"/>
             </w:pPr>
             <w:r>
               <w:rPr>
@@ -6968,7 +7024,7 @@
           <w:p>
             <w:pPr>
               <w:pStyle w:val="Compact"/>
-              <w:jc w:val="left"/>
+              <w:jc w:val="center"/>
             </w:pPr>
             <w:r>
               <w:rPr>
@@ -7038,7 +7094,7 @@
           <w:p>
             <w:pPr>
               <w:pStyle w:val="Compact"/>
-              <w:jc w:val="left"/>
+              <w:jc w:val="center"/>
             </w:pPr>
             <w:r>
               <w:rPr>
@@ -7108,7 +7164,7 @@
           <w:p>
             <w:pPr>
               <w:pStyle w:val="Compact"/>
-              <w:jc w:val="left"/>
+              <w:jc w:val="center"/>
             </w:pPr>
             <w:r>
               <w:rPr>
@@ -7176,7 +7232,7 @@
           <w:p>
             <w:pPr>
               <w:pStyle w:val="Compact"/>
-              <w:jc w:val="left"/>
+              <w:jc w:val="center"/>
             </w:pPr>
             <w:r>
               <w:rPr>
@@ -7312,6 +7368,14 @@
         <w:pStyle w:val="FirstParagraph"/>
       </w:pPr>
       <m:oMath>
+        <m:oMathPr>
+          <m:ctrlPr>
+            <w:rPr>
+              <w:sz w:val="28"/>
+              <w:szCs w:val="28"/>
+            </w:rPr>
+          </m:ctrlPr>
+        </m:oMathPr>
         <m:r>
           <m:rPr>
             <m:sty m:val="p"/>
@@ -7452,6 +7516,14 @@
         <w:t xml:space="preserve"> </w:t>
       </w:r>
       <m:oMath>
+        <m:oMathPr>
+          <m:ctrlPr>
+            <w:rPr>
+              <w:sz w:val="28"/>
+              <w:szCs w:val="28"/>
+            </w:rPr>
+          </m:ctrlPr>
+        </m:oMathPr>
         <m:sSubSup>
           <m:e>
             <m:r>
@@ -7685,6 +7757,14 @@
         <w:t xml:space="preserve"> </w:t>
       </w:r>
       <m:oMath>
+        <m:oMathPr>
+          <m:ctrlPr>
+            <w:rPr>
+              <w:sz w:val="28"/>
+              <w:szCs w:val="28"/>
+            </w:rPr>
+          </m:ctrlPr>
+        </m:oMathPr>
         <m:sSub>
           <m:e>
             <m:r>
@@ -8070,6 +8150,12 @@
       <m:oMathPara>
         <m:oMathParaPr>
           <m:jc m:val="center"/>
+          <m:ctrlPr>
+            <w:rPr>
+              <w:sz w:val="28"/>
+              <w:szCs w:val="28"/>
+            </w:rPr>
+          </m:ctrlPr>
         </m:oMathParaPr>
         <m:oMath>
           <m:r>
@@ -8622,7 +8708,7 @@
           <w:p>
             <w:pPr>
               <w:pStyle w:val="Compact"/>
-              <w:jc w:val="left"/>
+              <w:jc w:val="center"/>
             </w:pPr>
             <w:r>
               <w:rPr>
@@ -8670,7 +8756,7 @@
           <w:p>
             <w:pPr>
               <w:pStyle w:val="Compact"/>
-              <w:jc w:val="left"/>
+              <w:jc w:val="center"/>
             </w:pPr>
             <w:r>
               <w:rPr>
@@ -8756,7 +8842,7 @@
           <w:p>
             <w:pPr>
               <w:pStyle w:val="Compact"/>
-              <w:jc w:val="left"/>
+              <w:jc w:val="center"/>
             </w:pPr>
             <m:oMath>
               <m:r>
@@ -8887,7 +8973,7 @@
           <w:p>
             <w:pPr>
               <w:pStyle w:val="Compact"/>
-              <w:jc w:val="left"/>
+              <w:jc w:val="center"/>
             </w:pPr>
             <w:r>
               <w:rPr>
@@ -8949,7 +9035,7 @@
           <w:p>
             <w:pPr>
               <w:pStyle w:val="Compact"/>
-              <w:jc w:val="left"/>
+              <w:jc w:val="center"/>
             </w:pPr>
             <m:oMath>
               <m:r>
@@ -9068,7 +9154,7 @@
           <w:p>
             <w:pPr>
               <w:pStyle w:val="Compact"/>
-              <w:jc w:val="left"/>
+              <w:jc w:val="center"/>
             </w:pPr>
             <w:r>
               <w:rPr>
@@ -9130,7 +9216,7 @@
           <w:p>
             <w:pPr>
               <w:pStyle w:val="Compact"/>
-              <w:jc w:val="left"/>
+              <w:jc w:val="center"/>
             </w:pPr>
             <m:oMath>
               <m:r>
@@ -9261,7 +9347,7 @@
           <w:p>
             <w:pPr>
               <w:pStyle w:val="Compact"/>
-              <w:jc w:val="left"/>
+              <w:jc w:val="center"/>
             </w:pPr>
             <w:r>
               <w:rPr>
@@ -9323,7 +9409,7 @@
           <w:p>
             <w:pPr>
               <w:pStyle w:val="Compact"/>
-              <w:jc w:val="left"/>
+              <w:jc w:val="center"/>
             </w:pPr>
             <m:oMath>
               <m:r>
@@ -9442,7 +9528,7 @@
           <w:p>
             <w:pPr>
               <w:pStyle w:val="Compact"/>
-              <w:jc w:val="left"/>
+              <w:jc w:val="center"/>
             </w:pPr>
             <w:r>
               <w:rPr>
@@ -9504,7 +9590,7 @@
           <w:p>
             <w:pPr>
               <w:pStyle w:val="Compact"/>
-              <w:jc w:val="left"/>
+              <w:jc w:val="center"/>
             </w:pPr>
             <m:oMath>
               <m:r>
@@ -9605,7 +9691,7 @@
           <w:p>
             <w:pPr>
               <w:pStyle w:val="Compact"/>
-              <w:jc w:val="left"/>
+              <w:jc w:val="center"/>
             </w:pPr>
             <w:r>
               <w:rPr>
@@ -9667,7 +9753,7 @@
           <w:p>
             <w:pPr>
               <w:pStyle w:val="Compact"/>
-              <w:jc w:val="left"/>
+              <w:jc w:val="center"/>
             </w:pPr>
             <m:oMath>
               <m:r>
@@ -9798,7 +9884,7 @@
           <w:p>
             <w:pPr>
               <w:pStyle w:val="Compact"/>
-              <w:jc w:val="left"/>
+              <w:jc w:val="center"/>
             </w:pPr>
             <w:r>
               <w:rPr>
@@ -9874,6 +9960,14 @@
         <w:t xml:space="preserve">：</w:t>
       </w:r>
       <m:oMath>
+        <m:oMathPr>
+          <m:ctrlPr>
+            <w:rPr>
+              <w:sz w:val="28"/>
+              <w:szCs w:val="28"/>
+            </w:rPr>
+          </m:ctrlPr>
+        </m:oMathPr>
         <m:r>
           <m:rPr>
             <m:sty m:val="p"/>
@@ -9966,6 +10060,14 @@
         <w:t xml:space="preserve"> </w:t>
       </w:r>
       <m:oMath>
+        <m:oMathPr>
+          <m:ctrlPr>
+            <w:rPr>
+              <w:sz w:val="28"/>
+              <w:szCs w:val="28"/>
+            </w:rPr>
+          </m:ctrlPr>
+        </m:oMathPr>
         <m:r>
           <m:t>μ</m:t>
         </m:r>
@@ -10080,6 +10182,14 @@
         <w:t xml:space="preserve">d⁵（t₂g³e_g²）的轨道角动量被完全猝灭，</w:t>
       </w:r>
       <m:oMath>
+        <m:oMathPr>
+          <m:ctrlPr>
+            <w:rPr>
+              <w:sz w:val="28"/>
+              <w:szCs w:val="28"/>
+            </w:rPr>
+          </m:ctrlPr>
+        </m:oMathPr>
         <m:sSub>
           <m:e>
             <m:r>
@@ -10316,6 +10426,14 @@
         <w:t xml:space="preserve"> </w:t>
       </w:r>
       <m:oMath>
+        <m:oMathPr>
+          <m:ctrlPr>
+            <w:rPr>
+              <w:sz w:val="28"/>
+              <w:szCs w:val="28"/>
+            </w:rPr>
+          </m:ctrlPr>
+        </m:oMathPr>
         <m:r>
           <m:t>μ</m:t>
         </m:r>
@@ -10424,6 +10542,12 @@
       <m:oMathPara>
         <m:oMathParaPr>
           <m:jc m:val="center"/>
+          <m:ctrlPr>
+            <w:rPr>
+              <w:sz w:val="28"/>
+              <w:szCs w:val="28"/>
+            </w:rPr>
+          </m:ctrlPr>
         </m:oMathParaPr>
         <m:oMath>
           <m:r>
@@ -10682,6 +10806,12 @@
       <m:oMathPara>
         <m:oMathParaPr>
           <m:jc m:val="center"/>
+          <m:ctrlPr>
+            <w:rPr>
+              <w:sz w:val="28"/>
+              <w:szCs w:val="28"/>
+            </w:rPr>
+          </m:ctrlPr>
         </m:oMathParaPr>
         <m:oMath>
           <m:sSub>
@@ -10774,6 +10904,14 @@
         <w:t xml:space="preserve"> </w:t>
       </w:r>
       <m:oMath>
+        <m:oMathPr>
+          <m:ctrlPr>
+            <w:rPr>
+              <w:sz w:val="28"/>
+              <w:szCs w:val="28"/>
+            </w:rPr>
+          </m:ctrlPr>
+        </m:oMathPr>
         <m:r>
           <m:rPr>
             <m:sty m:val="p"/>
@@ -10884,6 +11022,14 @@
         <w:t xml:space="preserve">nm，</w:t>
       </w:r>
       <m:oMath>
+        <m:oMathPr>
+          <m:ctrlPr>
+            <w:rPr>
+              <w:sz w:val="28"/>
+              <w:szCs w:val="28"/>
+            </w:rPr>
+          </m:ctrlPr>
+        </m:oMathPr>
         <m:sSub>
           <m:e>
             <m:r>
@@ -11046,6 +11192,14 @@
         <w:t xml:space="preserve">自旋允许跃迁：强度较高（</w:t>
       </w:r>
       <m:oMath>
+        <m:oMathPr>
+          <m:ctrlPr>
+            <w:rPr>
+              <w:sz w:val="28"/>
+              <w:szCs w:val="28"/>
+            </w:rPr>
+          </m:ctrlPr>
+        </m:oMathPr>
         <m:r>
           <m:t>ε</m:t>
         </m:r>
@@ -11091,6 +11245,14 @@
         <w:t xml:space="preserve">自旋禁阻跃迁：极弱（</w:t>
       </w:r>
       <m:oMath>
+        <m:oMathPr>
+          <m:ctrlPr>
+            <w:rPr>
+              <w:sz w:val="28"/>
+              <w:szCs w:val="28"/>
+            </w:rPr>
+          </m:ctrlPr>
+        </m:oMathPr>
         <m:r>
           <m:t>ε</m:t>
         </m:r>
@@ -11140,6 +11302,14 @@
         <w:t xml:space="preserve">：</w:t>
       </w:r>
       <m:oMath>
+        <m:oMathPr>
+          <m:ctrlPr>
+            <w:rPr>
+              <w:sz w:val="28"/>
+              <w:szCs w:val="28"/>
+            </w:rPr>
+          </m:ctrlPr>
+        </m:oMathPr>
         <m:r>
           <m:rPr>
             <m:sty m:val="p"/>
@@ -11709,7 +11879,7 @@
           <w:p>
             <w:pPr>
               <w:pStyle w:val="Compact"/>
-              <w:jc w:val="left"/>
+              <w:jc w:val="center"/>
             </w:pPr>
             <w:r>
               <w:rPr>
@@ -11787,7 +11957,7 @@
           <w:p>
             <w:pPr>
               <w:pStyle w:val="Compact"/>
-              <w:jc w:val="left"/>
+              <w:jc w:val="center"/>
             </w:pPr>
             <m:oMath>
               <m:r>
@@ -11950,7 +12120,7 @@
           <w:p>
             <w:pPr>
               <w:pStyle w:val="Compact"/>
-              <w:jc w:val="left"/>
+              <w:jc w:val="center"/>
             </w:pPr>
             <m:oMath>
               <m:r>
@@ -12089,7 +12259,7 @@
           <w:p>
             <w:pPr>
               <w:pStyle w:val="Compact"/>
-              <w:jc w:val="left"/>
+              <w:jc w:val="center"/>
             </w:pPr>
             <m:oMath>
               <m:r>
@@ -12247,6 +12417,14 @@
         <w:t xml:space="preserve">，强度极高（</w:t>
       </w:r>
       <m:oMath>
+        <m:oMathPr>
+          <m:ctrlPr>
+            <w:rPr>
+              <w:sz w:val="28"/>
+              <w:szCs w:val="28"/>
+            </w:rPr>
+          </m:ctrlPr>
+        </m:oMathPr>
         <m:r>
           <m:t>ε</m:t>
         </m:r>
@@ -12410,6 +12588,14 @@
         <w:t xml:space="preserve">深紫色——</w:t>
       </w:r>
       <m:oMath>
+        <m:oMathPr>
+          <m:ctrlPr>
+            <w:rPr>
+              <w:sz w:val="28"/>
+              <w:szCs w:val="28"/>
+            </w:rPr>
+          </m:ctrlPr>
+        </m:oMathPr>
         <m:sSup>
           <m:e>
             <m:r>
@@ -12587,6 +12773,14 @@
         <w:t xml:space="preserve">实例：</w:t>
       </w:r>
       <m:oMath>
+        <m:oMathPr>
+          <m:ctrlPr>
+            <w:rPr>
+              <w:sz w:val="28"/>
+              <w:szCs w:val="28"/>
+            </w:rPr>
+          </m:ctrlPr>
+        </m:oMathPr>
         <m:r>
           <m:rPr>
             <m:sty m:val="p"/>
@@ -12688,6 +12882,14 @@
         <w:t xml:space="preserve">深红色——</w:t>
       </w:r>
       <m:oMath>
+        <m:oMathPr>
+          <m:ctrlPr>
+            <w:rPr>
+              <w:sz w:val="28"/>
+              <w:szCs w:val="28"/>
+            </w:rPr>
+          </m:ctrlPr>
+        </m:oMathPr>
         <m:r>
           <m:rPr>
             <m:sty m:val="p"/>
@@ -12836,7 +13038,7 @@
           <w:p>
             <w:pPr>
               <w:pStyle w:val="Compact"/>
-              <w:jc w:val="left"/>
+              <w:jc w:val="center"/>
             </w:pPr>
             <w:r>
               <w:rPr>
@@ -12900,7 +13102,7 @@
           <w:p>
             <w:pPr>
               <w:pStyle w:val="Compact"/>
-              <w:jc w:val="left"/>
+              <w:jc w:val="center"/>
             </w:pPr>
             <w:r>
               <w:rPr>
@@ -12965,7 +13167,7 @@
           <w:p>
             <w:pPr>
               <w:pStyle w:val="Compact"/>
-              <w:jc w:val="left"/>
+              <w:jc w:val="center"/>
             </w:pPr>
             <m:oMath>
               <m:r>
@@ -13011,7 +13213,7 @@
           <w:p>
             <w:pPr>
               <w:pStyle w:val="Compact"/>
-              <w:jc w:val="left"/>
+              <w:jc w:val="center"/>
             </w:pPr>
             <w:r>
               <w:rPr>
@@ -13058,7 +13260,7 @@
           <w:p>
             <w:pPr>
               <w:pStyle w:val="Compact"/>
-              <w:jc w:val="left"/>
+              <w:jc w:val="center"/>
             </w:pPr>
             <w:r>
               <w:rPr>
@@ -13206,7 +13408,7 @@
           <w:p>
             <w:pPr>
               <w:pStyle w:val="Compact"/>
-              <w:jc w:val="left"/>
+              <w:jc w:val="center"/>
             </w:pPr>
             <w:r>
               <w:rPr>
@@ -13280,7 +13482,7 @@
           <w:p>
             <w:pPr>
               <w:pStyle w:val="Compact"/>
-              <w:jc w:val="left"/>
+              <w:jc w:val="center"/>
             </w:pPr>
             <m:oMath>
               <m:r>
@@ -13413,7 +13615,7 @@
           <w:p>
             <w:pPr>
               <w:pStyle w:val="Compact"/>
-              <w:jc w:val="left"/>
+              <w:jc w:val="center"/>
             </w:pPr>
             <m:oMath>
               <m:r>
@@ -13572,7 +13774,7 @@
           <w:p>
             <w:pPr>
               <w:pStyle w:val="Compact"/>
-              <w:jc w:val="left"/>
+              <w:jc w:val="center"/>
             </w:pPr>
             <m:oMath>
               <m:r>
@@ -13723,7 +13925,7 @@
     </w:p>
     <w:bookmarkEnd w:id="37"/>
     <w:bookmarkEnd w:id="38"/>
-    <w:bookmarkStart w:id="42" w:name="五tanabe-sugano-图简介"/>
+    <w:bookmarkStart w:id="45" w:name="五tanabe-sugano-图简介"/>
     <w:p>
       <w:pPr>
         <w:pStyle w:val="Heading2"/>
@@ -13997,7 +14199,7 @@
           <w:p>
             <w:pPr>
               <w:pStyle w:val="Compact"/>
-              <w:jc w:val="left"/>
+              <w:jc w:val="center"/>
             </w:pPr>
             <w:r>
               <w:rPr>
@@ -14013,7 +14215,7 @@
           <w:p>
             <w:pPr>
               <w:pStyle w:val="Compact"/>
-              <w:jc w:val="left"/>
+              <w:jc w:val="center"/>
             </w:pPr>
             <w:r>
               <w:rPr>
@@ -14036,7 +14238,7 @@
           <w:p>
             <w:pPr>
               <w:pStyle w:val="Compact"/>
-              <w:jc w:val="left"/>
+              <w:jc w:val="center"/>
             </w:pPr>
             <w:r>
               <w:rPr>
@@ -14061,7 +14263,7 @@
           <w:p>
             <w:pPr>
               <w:pStyle w:val="Compact"/>
-              <w:jc w:val="left"/>
+              <w:jc w:val="center"/>
             </w:pPr>
             <w:r>
               <w:rPr>
@@ -14076,7 +14278,7 @@
           <w:p>
             <w:pPr>
               <w:pStyle w:val="Compact"/>
-              <w:jc w:val="left"/>
+              <w:jc w:val="center"/>
             </w:pPr>
             <w:r>
               <w:rPr>
@@ -14091,7 +14293,7 @@
           <w:p>
             <w:pPr>
               <w:pStyle w:val="Compact"/>
-              <w:jc w:val="left"/>
+              <w:jc w:val="center"/>
             </w:pPr>
             <w:r>
               <w:rPr>
@@ -14108,7 +14310,7 @@
           <w:p>
             <w:pPr>
               <w:pStyle w:val="Compact"/>
-              <w:jc w:val="left"/>
+              <w:jc w:val="center"/>
             </w:pPr>
             <w:r>
               <w:rPr>
@@ -14123,7 +14325,7 @@
           <w:p>
             <w:pPr>
               <w:pStyle w:val="Compact"/>
-              <w:jc w:val="left"/>
+              <w:jc w:val="center"/>
             </w:pPr>
             <w:r>
               <w:rPr>
@@ -14138,7 +14340,7 @@
           <w:p>
             <w:pPr>
               <w:pStyle w:val="Compact"/>
-              <w:jc w:val="left"/>
+              <w:jc w:val="center"/>
             </w:pPr>
             <w:r>
               <w:rPr>
@@ -14163,7 +14365,7 @@
           <w:p>
             <w:pPr>
               <w:pStyle w:val="Compact"/>
-              <w:jc w:val="left"/>
+              <w:jc w:val="center"/>
             </w:pPr>
             <w:r>
               <w:rPr>
@@ -14178,7 +14380,7 @@
           <w:p>
             <w:pPr>
               <w:pStyle w:val="Compact"/>
-              <w:jc w:val="left"/>
+              <w:jc w:val="center"/>
             </w:pPr>
             <w:r>
               <w:rPr>
@@ -14193,7 +14395,7 @@
           <w:p>
             <w:pPr>
               <w:pStyle w:val="Compact"/>
-              <w:jc w:val="left"/>
+              <w:jc w:val="center"/>
             </w:pPr>
             <w:r>
               <w:rPr>
@@ -14256,7 +14458,7 @@
           <w:p>
             <w:pPr>
               <w:pStyle w:val="Compact"/>
-              <w:jc w:val="left"/>
+              <w:jc w:val="center"/>
             </w:pPr>
             <w:r>
               <w:rPr>
@@ -14271,7 +14473,7 @@
           <w:p>
             <w:pPr>
               <w:pStyle w:val="Compact"/>
-              <w:jc w:val="left"/>
+              <w:jc w:val="center"/>
             </w:pPr>
             <w:r>
               <w:rPr>
@@ -14286,7 +14488,7 @@
           <w:p>
             <w:pPr>
               <w:pStyle w:val="Compact"/>
-              <w:jc w:val="left"/>
+              <w:jc w:val="center"/>
             </w:pPr>
             <w:r>
               <w:rPr>
@@ -14305,7 +14507,7 @@
       </w:tr>
     </w:tbl>
     <w:bookmarkEnd w:id="40"/>
-    <w:bookmarkStart w:id="41" w:name="各-dⁿ-的自旋允许跃迁数"/>
+    <w:bookmarkStart w:id="44" w:name="各-dⁿ-的自旋允许跃迁数"/>
     <w:p>
       <w:pPr>
         <w:pStyle w:val="Heading3"/>
@@ -14366,7 +14568,7 @@
           <w:p>
             <w:pPr>
               <w:pStyle w:val="Compact"/>
-              <w:jc w:val="left"/>
+              <w:jc w:val="center"/>
             </w:pPr>
             <w:r>
               <w:rPr>
@@ -14398,7 +14600,7 @@
           <w:p>
             <w:pPr>
               <w:pStyle w:val="Compact"/>
-              <w:jc w:val="left"/>
+              <w:jc w:val="center"/>
             </w:pPr>
             <w:r>
               <w:rPr>
@@ -14431,7 +14633,7 @@
           <w:p>
             <w:pPr>
               <w:pStyle w:val="Compact"/>
-              <w:jc w:val="left"/>
+              <w:jc w:val="center"/>
             </w:pPr>
             <w:r>
               <w:rPr>
@@ -14461,7 +14663,7 @@
           <w:p>
             <w:pPr>
               <w:pStyle w:val="Compact"/>
-              <w:jc w:val="left"/>
+              <w:jc w:val="center"/>
             </w:pPr>
             <w:r>
               <w:rPr>
@@ -14505,7 +14707,7 @@
           <w:p>
             <w:pPr>
               <w:pStyle w:val="Compact"/>
-              <w:jc w:val="left"/>
+              <w:jc w:val="center"/>
             </w:pPr>
             <w:r>
               <w:rPr>
@@ -14535,7 +14737,7 @@
           <w:p>
             <w:pPr>
               <w:pStyle w:val="Compact"/>
-              <w:jc w:val="left"/>
+              <w:jc w:val="center"/>
             </w:pPr>
             <w:r>
               <w:rPr>
@@ -14569,7 +14771,7 @@
           <w:p>
             <w:pPr>
               <w:pStyle w:val="Compact"/>
-              <w:jc w:val="left"/>
+              <w:jc w:val="center"/>
             </w:pPr>
             <w:r>
               <w:rPr>
@@ -14603,7 +14805,7 @@
           <w:p>
             <w:pPr>
               <w:pStyle w:val="Compact"/>
-              <w:jc w:val="left"/>
+              <w:jc w:val="center"/>
             </w:pPr>
             <w:r>
               <w:rPr>
@@ -14637,7 +14839,7 @@
           <w:p>
             <w:pPr>
               <w:pStyle w:val="Compact"/>
-              <w:jc w:val="left"/>
+              <w:jc w:val="center"/>
             </w:pPr>
             <w:r>
               <w:rPr>
@@ -14667,7 +14869,7 @@
           <w:p>
             <w:pPr>
               <w:pStyle w:val="Compact"/>
-              <w:jc w:val="left"/>
+              <w:jc w:val="center"/>
             </w:pPr>
             <w:r>
               <w:rPr>
@@ -14699,7 +14901,7 @@
           <w:p>
             <w:pPr>
               <w:pStyle w:val="Compact"/>
-              <w:jc w:val="left"/>
+              <w:jc w:val="center"/>
             </w:pPr>
             <w:r>
               <w:rPr>
@@ -14731,7 +14933,7 @@
           <w:p>
             <w:pPr>
               <w:pStyle w:val="Compact"/>
-              <w:jc w:val="left"/>
+              <w:jc w:val="center"/>
             </w:pPr>
             <w:r>
               <w:rPr>
@@ -14775,7 +14977,7 @@
           <w:p>
             <w:pPr>
               <w:pStyle w:val="Compact"/>
-              <w:jc w:val="left"/>
+              <w:jc w:val="center"/>
             </w:pPr>
             <w:r>
               <w:rPr>
@@ -14805,7 +15007,7 @@
           <w:p>
             <w:pPr>
               <w:pStyle w:val="Compact"/>
-              <w:jc w:val="left"/>
+              <w:jc w:val="center"/>
             </w:pPr>
             <w:r>
               <w:rPr>
@@ -14837,7 +15039,7 @@
           <w:p>
             <w:pPr>
               <w:pStyle w:val="Compact"/>
-              <w:jc w:val="left"/>
+              <w:jc w:val="center"/>
             </w:pPr>
             <w:r>
               <w:rPr>
@@ -14867,7 +15069,7 @@
           <w:p>
             <w:pPr>
               <w:pStyle w:val="Compact"/>
-              <w:jc w:val="left"/>
+              <w:jc w:val="center"/>
             </w:pPr>
             <w:r>
               <w:rPr>
@@ -14899,7 +15101,7 @@
           <w:p>
             <w:pPr>
               <w:pStyle w:val="Compact"/>
-              <w:jc w:val="left"/>
+              <w:jc w:val="center"/>
             </w:pPr>
             <w:r>
               <w:rPr>
@@ -14929,7 +15131,7 @@
           <w:p>
             <w:pPr>
               <w:pStyle w:val="Compact"/>
-              <w:jc w:val="left"/>
+              <w:jc w:val="center"/>
             </w:pPr>
             <w:r>
               <w:rPr>
@@ -14973,7 +15175,7 @@
           <w:p>
             <w:pPr>
               <w:pStyle w:val="Compact"/>
-              <w:jc w:val="left"/>
+              <w:jc w:val="center"/>
             </w:pPr>
             <w:r>
               <w:rPr>
@@ -15003,7 +15205,7 @@
           <w:p>
             <w:pPr>
               <w:pStyle w:val="Compact"/>
-              <w:jc w:val="left"/>
+              <w:jc w:val="center"/>
             </w:pPr>
             <w:r>
               <w:rPr>
@@ -15285,6 +15487,14 @@
         <w:t xml:space="preserve"> </w:t>
       </w:r>
       <m:oMath>
+        <m:oMathPr>
+          <m:ctrlPr>
+            <w:rPr>
+              <w:sz w:val="28"/>
+              <w:szCs w:val="28"/>
+            </w:rPr>
+          </m:ctrlPr>
+        </m:oMathPr>
         <m:r>
           <m:t>β</m:t>
         </m:r>
@@ -15486,15 +15696,314 @@
       </w:r>
     </w:p>
     <w:p>
+      <w:pPr>
+        <w:pStyle w:val="FirstParagraph"/>
+        <w:jc w:val="center"/>
+      </w:pPr>
+      <w:r>
+        <w:rPr>
+          <w:b w:val="0"/>
+          <w:i w:val="0"/>
+          <w:sz w:val="21"/>
+        </w:rPr>
+        <w:drawing>
+          <wp:inline>
+            <wp:extent cx="5194300" cy="7950200"/>
+            <wp:effectExtent b="0" l="0" r="0" t="0"/>
+            <wp:docPr descr="d³ 构型的 Tanabe-Sugano 图" title="" id="42" name="Picture"/>
+            <a:graphic>
+              <a:graphicData uri="http://schemas.openxmlformats.org/drawingml/2006/picture">
+                <pic:pic>
+                  <pic:nvPicPr>
+                    <pic:cNvPr descr="media/tanabe-sugano-d3-diagram.jpg" id="43" name="Picture"/>
+                    <pic:cNvPicPr>
+                      <a:picLocks noChangeArrowheads="1" noChangeAspect="1"/>
+                    </pic:cNvPicPr>
+                  </pic:nvPicPr>
+                  <pic:blipFill>
+                    <a:blip r:embed="rId41"/>
+                    <a:stretch>
+                      <a:fillRect/>
+                    </a:stretch>
+                  </pic:blipFill>
+                  <pic:spPr bwMode="auto">
+                    <a:xfrm>
+                      <a:off x="0" y="0"/>
+                      <a:ext cx="5194300" cy="7950200"/>
+                    </a:xfrm>
+                    <a:prstGeom prst="rect">
+                      <a:avLst/>
+                    </a:prstGeom>
+                    <a:noFill/>
+                    <a:ln w="9525">
+                      <a:noFill/>
+                      <a:headEnd/>
+                      <a:tailEnd/>
+                    </a:ln>
+                  </pic:spPr>
+                </pic:pic>
+              </a:graphicData>
+            </a:graphic>
+          </wp:inline>
+        </w:drawing>
+      </w:r>
+      <w:r>
+        <w:rPr>
+          <w:b w:val="0"/>
+          <w:i w:val="0"/>
+          <w:sz w:val="21"/>
+        </w:rPr>
+        <w:t xml:space="preserve"> </w:t>
+      </w:r>
+      <w:r>
+        <w:rPr>
+          <w:rFonts w:hint="eastAsia" w:eastAsia="FangSong" w:ascii="Times New Roman" w:hAnsi="Times New Roman"/>
+          <w:b w:val="0"/>
+          <w:i w:val="0"/>
+          <w:iCs/>
+          <w:sz w:val="21"/>
+        </w:rPr>
+        <w:t xml:space="preserve">图</w:t>
+      </w:r>
+      <w:r>
+        <w:rPr>
+          <w:b w:val="0"/>
+          <w:i w:val="0"/>
+          <w:iCs/>
+          <w:sz w:val="21"/>
+        </w:rPr>
+        <w:t xml:space="preserve"> d³ </w:t>
+      </w:r>
+      <w:r>
+        <w:rPr>
+          <w:rFonts w:hint="eastAsia" w:eastAsia="FangSong" w:ascii="Times New Roman" w:hAnsi="Times New Roman"/>
+          <w:b w:val="0"/>
+          <w:i w:val="0"/>
+          <w:iCs/>
+          <w:sz w:val="21"/>
+        </w:rPr>
+        <w:t xml:space="preserve">构型（如</w:t>
+      </w:r>
+      <w:r>
+        <w:rPr>
+          <w:b w:val="0"/>
+          <w:i w:val="0"/>
+          <w:iCs/>
+          <w:sz w:val="21"/>
+        </w:rPr>
+        <w:t xml:space="preserve"> </w:t>
+      </w:r>
+      <w:r>
+        <w:rPr>
+          <w:rFonts w:hint="eastAsia" w:eastAsia="FangSong" w:ascii="Times New Roman" w:hAnsi="Times New Roman"/>
+          <w:b w:val="0"/>
+          <w:i w:val="0"/>
+          <w:iCs/>
+          <w:sz w:val="21"/>
+        </w:rPr>
+        <w:t xml:space="preserve">Cr³⁺）的</w:t>
+      </w:r>
+      <w:r>
+        <w:rPr>
+          <w:b w:val="0"/>
+          <w:i w:val="0"/>
+          <w:iCs/>
+          <w:sz w:val="21"/>
+        </w:rPr>
+        <w:t xml:space="preserve"> Tanabe-Sugano </w:t>
+      </w:r>
+      <w:r>
+        <w:rPr>
+          <w:rFonts w:hint="eastAsia" w:eastAsia="FangSong" w:ascii="Times New Roman" w:hAnsi="Times New Roman"/>
+          <w:b w:val="0"/>
+          <w:i w:val="0"/>
+          <w:iCs/>
+          <w:sz w:val="21"/>
+        </w:rPr>
+        <w:t xml:space="preserve">图——基谱项为</w:t>
+      </w:r>
+      <w:r>
+        <w:rPr>
+          <w:b w:val="0"/>
+          <w:i w:val="0"/>
+          <w:iCs/>
+          <w:sz w:val="21"/>
+        </w:rPr>
+        <w:t xml:space="preserve"> </w:t>
+      </w:r>
+      <w:r>
+        <w:rPr>
+          <w:rFonts w:hint="eastAsia" w:eastAsia="FangSong" w:ascii="Times New Roman" w:hAnsi="Times New Roman"/>
+          <w:b w:val="0"/>
+          <w:i w:val="0"/>
+          <w:iCs/>
+          <w:sz w:val="21"/>
+        </w:rPr>
+        <w:t xml:space="preserve">⁴A₂g，纵轴</w:t>
+      </w:r>
+      <w:r>
+        <w:rPr>
+          <w:b w:val="0"/>
+          <w:i w:val="0"/>
+          <w:iCs/>
+          <w:sz w:val="21"/>
+        </w:rPr>
+        <w:t xml:space="preserve"> </w:t>
+      </w:r>
+      <w:r>
+        <w:rPr>
+          <w:rFonts w:hint="eastAsia" w:eastAsia="FangSong" w:ascii="Times New Roman" w:hAnsi="Times New Roman"/>
+          <w:b w:val="0"/>
+          <w:i w:val="0"/>
+          <w:iCs/>
+          <w:sz w:val="21"/>
+        </w:rPr>
+        <w:t xml:space="preserve">E/B（以基谱项为零点），横轴</w:t>
+      </w:r>
+      <w:r>
+        <w:rPr>
+          <w:b w:val="0"/>
+          <w:i w:val="0"/>
+          <w:iCs/>
+          <w:sz w:val="21"/>
+        </w:rPr>
+        <w:t xml:space="preserve"> </w:t>
+      </w:r>
+      <w:r>
+        <w:rPr>
+          <w:rFonts w:hint="eastAsia" w:eastAsia="FangSong" w:ascii="Times New Roman" w:hAnsi="Times New Roman"/>
+          <w:b w:val="0"/>
+          <w:i w:val="0"/>
+          <w:iCs/>
+          <w:sz w:val="21"/>
+        </w:rPr>
+        <w:t xml:space="preserve">Δ_o/B。三条自旋允许跃迁线（⁴T₂g</w:t>
+      </w:r>
+      <w:r>
+        <w:rPr>
+          <w:b w:val="0"/>
+          <w:i w:val="0"/>
+          <w:iCs/>
+          <w:sz w:val="21"/>
+        </w:rPr>
+        <w:t xml:space="preserve"> ← ⁴A₂g、⁴T₁g(F) ← ⁴A₂g、⁴T₁g(P) ← </w:t>
+      </w:r>
+      <w:r>
+        <w:rPr>
+          <w:rFonts w:hint="eastAsia" w:eastAsia="FangSong" w:ascii="Times New Roman" w:hAnsi="Times New Roman"/>
+          <w:b w:val="0"/>
+          <w:i w:val="0"/>
+          <w:iCs/>
+          <w:sz w:val="21"/>
+        </w:rPr>
+        <w:t xml:space="preserve">⁴A₂g）清晰可见，竞赛中通过实测两峰的比值</w:t>
+      </w:r>
+      <w:r>
+        <w:rPr>
+          <w:b w:val="0"/>
+          <w:i w:val="0"/>
+          <w:iCs/>
+          <w:sz w:val="21"/>
+        </w:rPr>
+        <w:t xml:space="preserve"> ν₂/ν₁ </w:t>
+      </w:r>
+      <w:r>
+        <w:rPr>
+          <w:rFonts w:hint="eastAsia" w:eastAsia="FangSong" w:ascii="Times New Roman" w:hAnsi="Times New Roman"/>
+          <w:b w:val="0"/>
+          <w:i w:val="0"/>
+          <w:iCs/>
+          <w:sz w:val="21"/>
+        </w:rPr>
+        <w:t xml:space="preserve">在横轴匹配即可反推</w:t>
+      </w:r>
+      <w:r>
+        <w:rPr>
+          <w:b w:val="0"/>
+          <w:i w:val="0"/>
+          <w:iCs/>
+          <w:sz w:val="21"/>
+        </w:rPr>
+        <w:t xml:space="preserve"> Δ_o </w:t>
+      </w:r>
+      <w:r>
+        <w:rPr>
+          <w:rFonts w:hint="eastAsia" w:eastAsia="FangSong" w:ascii="Times New Roman" w:hAnsi="Times New Roman"/>
+          <w:b w:val="0"/>
+          <w:i w:val="0"/>
+          <w:iCs/>
+          <w:sz w:val="21"/>
+        </w:rPr>
+        <w:t xml:space="preserve">和</w:t>
+      </w:r>
+      <w:r>
+        <w:rPr>
+          <w:b w:val="0"/>
+          <w:i w:val="0"/>
+          <w:iCs/>
+          <w:sz w:val="21"/>
+        </w:rPr>
+        <w:t xml:space="preserve"> Racah </w:t>
+      </w:r>
+      <w:r>
+        <w:rPr>
+          <w:rFonts w:hint="eastAsia" w:eastAsia="FangSong" w:ascii="Times New Roman" w:hAnsi="Times New Roman"/>
+          <w:b w:val="0"/>
+          <w:i w:val="0"/>
+          <w:iCs/>
+          <w:sz w:val="21"/>
+        </w:rPr>
+        <w:t xml:space="preserve">参数</w:t>
+      </w:r>
+      <w:r>
+        <w:rPr>
+          <w:b w:val="0"/>
+          <w:i w:val="0"/>
+          <w:iCs/>
+          <w:sz w:val="21"/>
+        </w:rPr>
+        <w:t xml:space="preserve"> </w:t>
+      </w:r>
+      <w:r>
+        <w:rPr>
+          <w:rFonts w:hint="eastAsia" w:eastAsia="FangSong" w:ascii="Times New Roman" w:hAnsi="Times New Roman"/>
+          <w:b w:val="0"/>
+          <w:i w:val="0"/>
+          <w:iCs/>
+          <w:sz w:val="21"/>
+        </w:rPr>
+        <w:t xml:space="preserve">B（Weller《无机化学》第6版</w:t>
+      </w:r>
+      <w:r>
+        <w:rPr>
+          <w:b w:val="0"/>
+          <w:i w:val="0"/>
+          <w:iCs/>
+          <w:sz w:val="21"/>
+        </w:rPr>
+        <w:t xml:space="preserve"> </w:t>
+      </w:r>
+      <w:r>
+        <w:rPr>
+          <w:rFonts w:hint="eastAsia" w:eastAsia="FangSong" w:ascii="Times New Roman" w:hAnsi="Times New Roman"/>
+          <w:b w:val="0"/>
+          <w:i w:val="0"/>
+          <w:iCs/>
+          <w:sz w:val="21"/>
+        </w:rPr>
+        <w:t xml:space="preserve">图20.x）</w:t>
+      </w:r>
+    </w:p>
+    <w:p>
       <w:r>
         <w:pict>
           <v:rect style="width:0;height:1.5pt" o:hralign="center" o:hrstd="t" o:hr="t"/>
         </w:pict>
       </w:r>
     </w:p>
-    <w:bookmarkEnd w:id="41"/>
-    <w:bookmarkEnd w:id="42"/>
-    <w:bookmarkStart w:id="46" w:name="六配位场理论lf晶体场的升级"/>
+    <w:bookmarkEnd w:id="44"/>
+    <w:bookmarkEnd w:id="45"/>
+    <w:bookmarkStart w:id="49" w:name="六配位场理论lf晶体场的升级"/>
     <w:p>
       <w:pPr>
         <w:pStyle w:val="Heading2"/>
@@ -15506,7 +16015,7 @@
         <w:t xml:space="preserve">六、配位场理论（LF）——晶体场的升级</w:t>
       </w:r>
     </w:p>
-    <w:bookmarkStart w:id="43" w:name="晶体场理论的局限"/>
+    <w:bookmarkStart w:id="46" w:name="晶体场理论的局限"/>
     <w:p>
       <w:pPr>
         <w:pStyle w:val="Heading3"/>
@@ -15627,6 +16136,14 @@
         <w:t xml:space="preserve"> </w:t>
       </w:r>
       <m:oMath>
+        <m:oMathPr>
+          <m:ctrlPr>
+            <w:rPr>
+              <w:sz w:val="28"/>
+              <w:szCs w:val="28"/>
+            </w:rPr>
+          </m:ctrlPr>
+        </m:oMathPr>
         <m:sSup>
           <m:e>
             <m:r>
@@ -15776,8 +16293,8 @@
         <w:t xml:space="preserve">。</w:t>
       </w:r>
     </w:p>
-    <w:bookmarkEnd w:id="43"/>
-    <w:bookmarkStart w:id="44" w:name="σ-给体-π-受体-π-给体"/>
+    <w:bookmarkEnd w:id="46"/>
+    <w:bookmarkStart w:id="47" w:name="σ-给体-π-受体-π-给体"/>
     <w:p>
       <w:pPr>
         <w:pStyle w:val="Heading3"/>
@@ -15903,6 +16420,14 @@
         <w:t xml:space="preserve">（</w:t>
       </w:r>
       <m:oMath>
+        <m:oMathPr>
+          <m:ctrlPr>
+            <w:rPr>
+              <w:sz w:val="28"/>
+              <w:szCs w:val="28"/>
+            </w:rPr>
+          </m:ctrlPr>
+        </m:oMathPr>
         <m:sSub>
           <m:e>
             <m:r>
@@ -16153,6 +16678,14 @@
         <w:t xml:space="preserve">（</w:t>
       </w:r>
       <m:oMath>
+        <m:oMathPr>
+          <m:ctrlPr>
+            <w:rPr>
+              <w:sz w:val="28"/>
+              <w:szCs w:val="28"/>
+            </w:rPr>
+          </m:ctrlPr>
+        </m:oMathPr>
         <m:sSub>
           <m:e>
             <m:r>
@@ -16483,8 +17016,8 @@
         <w:t xml:space="preserve">能量不变（非键）</w:t>
       </w:r>
     </w:p>
-    <w:bookmarkEnd w:id="44"/>
-    <w:bookmarkStart w:id="45" w:name="光谱化学序列的-mo-解释"/>
+    <w:bookmarkEnd w:id="47"/>
+    <w:bookmarkStart w:id="48" w:name="光谱化学序列的-mo-解释"/>
     <w:p>
       <w:pPr>
         <w:pStyle w:val="Heading3"/>
@@ -16515,6 +17048,12 @@
       <m:oMathPara>
         <m:oMathParaPr>
           <m:jc m:val="center"/>
+          <m:ctrlPr>
+            <w:rPr>
+              <w:sz w:val="28"/>
+              <w:szCs w:val="28"/>
+            </w:rPr>
+          </m:ctrlPr>
         </m:oMathParaPr>
         <m:oMath>
           <m:borderBox>
@@ -16579,7 +17118,7 @@
           <w:p>
             <w:pPr>
               <w:pStyle w:val="Compact"/>
-              <w:jc w:val="left"/>
+              <w:jc w:val="center"/>
             </w:pPr>
             <w:r>
               <w:rPr>
@@ -16618,7 +17157,7 @@
           <w:p>
             <w:pPr>
               <w:pStyle w:val="Compact"/>
-              <w:jc w:val="left"/>
+              <w:jc w:val="center"/>
             </w:pPr>
             <w:r>
               <w:rPr>
@@ -16720,7 +17259,7 @@
           <w:p>
             <w:pPr>
               <w:pStyle w:val="Compact"/>
-              <w:jc w:val="left"/>
+              <w:jc w:val="center"/>
             </w:pPr>
             <w:r>
               <w:rPr>
@@ -16750,7 +17289,7 @@
           <w:p>
             <w:pPr>
               <w:pStyle w:val="Compact"/>
-              <w:jc w:val="left"/>
+              <w:jc w:val="center"/>
             </w:pPr>
             <w:r>
               <w:rPr>
@@ -16805,7 +17344,7 @@
           <w:p>
             <w:pPr>
               <w:pStyle w:val="Compact"/>
-              <w:jc w:val="left"/>
+              <w:jc w:val="center"/>
             </w:pPr>
             <w:r>
               <w:rPr>
@@ -16835,7 +17374,7 @@
           <w:p>
             <w:pPr>
               <w:pStyle w:val="Compact"/>
-              <w:jc w:val="left"/>
+              <w:jc w:val="center"/>
             </w:pPr>
             <w:r>
               <w:rPr>
@@ -16890,7 +17429,7 @@
           <w:p>
             <w:pPr>
               <w:pStyle w:val="Compact"/>
-              <w:jc w:val="left"/>
+              <w:jc w:val="center"/>
             </w:pPr>
             <w:r>
               <w:rPr>
@@ -16920,7 +17459,7 @@
           <w:p>
             <w:pPr>
               <w:pStyle w:val="Compact"/>
-              <w:jc w:val="left"/>
+              <w:jc w:val="center"/>
             </w:pPr>
             <w:r>
               <w:rPr>
@@ -16969,7 +17508,7 @@
           <w:p>
             <w:pPr>
               <w:pStyle w:val="Compact"/>
-              <w:jc w:val="left"/>
+              <w:jc w:val="center"/>
             </w:pPr>
             <w:r>
               <w:rPr>
@@ -17005,7 +17544,7 @@
           <w:p>
             <w:pPr>
               <w:pStyle w:val="Compact"/>
-              <w:jc w:val="left"/>
+              <w:jc w:val="center"/>
             </w:pPr>
             <w:r>
               <w:rPr>
@@ -17060,7 +17599,7 @@
           <w:p>
             <w:pPr>
               <w:pStyle w:val="Compact"/>
-              <w:jc w:val="left"/>
+              <w:jc w:val="center"/>
             </w:pPr>
             <w:r>
               <w:rPr>
@@ -17090,7 +17629,7 @@
           <w:p>
             <w:pPr>
               <w:pStyle w:val="Compact"/>
-              <w:jc w:val="left"/>
+              <w:jc w:val="center"/>
             </w:pPr>
             <w:r>
               <w:rPr>
@@ -17145,7 +17684,7 @@
           <w:p>
             <w:pPr>
               <w:pStyle w:val="Compact"/>
-              <w:jc w:val="left"/>
+              <w:jc w:val="center"/>
             </w:pPr>
             <w:r>
               <w:rPr>
@@ -17175,7 +17714,7 @@
           <w:p>
             <w:pPr>
               <w:pStyle w:val="Compact"/>
-              <w:jc w:val="left"/>
+              <w:jc w:val="center"/>
             </w:pPr>
             <w:r>
               <w:rPr>
@@ -17230,7 +17769,7 @@
           <w:p>
             <w:pPr>
               <w:pStyle w:val="Compact"/>
-              <w:jc w:val="left"/>
+              <w:jc w:val="center"/>
             </w:pPr>
             <w:r>
               <w:rPr>
@@ -17260,7 +17799,7 @@
           <w:p>
             <w:pPr>
               <w:pStyle w:val="Compact"/>
-              <w:jc w:val="left"/>
+              <w:jc w:val="center"/>
             </w:pPr>
             <w:r>
               <w:rPr>
@@ -17315,7 +17854,7 @@
           <w:p>
             <w:pPr>
               <w:pStyle w:val="Compact"/>
-              <w:jc w:val="left"/>
+              <w:jc w:val="center"/>
             </w:pPr>
             <w:r>
               <w:rPr>
@@ -17345,7 +17884,7 @@
           <w:p>
             <w:pPr>
               <w:pStyle w:val="Compact"/>
-              <w:jc w:val="left"/>
+              <w:jc w:val="center"/>
             </w:pPr>
             <w:r>
               <w:rPr>
@@ -17450,9 +17989,9 @@
         </w:pict>
       </w:r>
     </w:p>
-    <w:bookmarkEnd w:id="45"/>
-    <w:bookmarkEnd w:id="46"/>
-    <w:bookmarkStart w:id="52" w:name="七典型例题"/>
+    <w:bookmarkEnd w:id="48"/>
+    <w:bookmarkEnd w:id="49"/>
+    <w:bookmarkStart w:id="55" w:name="七典型例题"/>
     <w:p>
       <w:pPr>
         <w:pStyle w:val="Heading2"/>
@@ -17464,7 +18003,7 @@
         <w:t xml:space="preserve">七、典型例题</w:t>
       </w:r>
     </w:p>
-    <w:bookmarkStart w:id="47" w:name="例-1-光谱化学序列推导-cfse-计算"/>
+    <w:bookmarkStart w:id="50" w:name="例-1-光谱化学序列推导-cfse-计算"/>
     <w:p>
       <w:pPr>
         <w:pStyle w:val="Heading3"/>
@@ -17561,6 +18100,14 @@
         <w:t xml:space="preserve"> </w:t>
       </w:r>
       <m:oMath>
+        <m:oMathPr>
+          <m:ctrlPr>
+            <w:rPr>
+              <w:sz w:val="28"/>
+              <w:szCs w:val="28"/>
+            </w:rPr>
+          </m:ctrlPr>
+        </m:oMathPr>
         <m:r>
           <m:rPr>
             <m:sty m:val="p"/>
@@ -17665,6 +18212,14 @@
         <w:t xml:space="preserve"> </w:t>
       </w:r>
       <m:oMath>
+        <m:oMathPr>
+          <m:ctrlPr>
+            <w:rPr>
+              <w:sz w:val="28"/>
+              <w:szCs w:val="28"/>
+            </w:rPr>
+          </m:ctrlPr>
+        </m:oMathPr>
         <m:r>
           <m:rPr>
             <m:sty m:val="p"/>
@@ -18167,6 +18722,14 @@
         <w:pStyle w:val="FirstParagraph"/>
       </w:pPr>
       <m:oMath>
+        <m:oMathPr>
+          <m:ctrlPr>
+            <w:rPr>
+              <w:sz w:val="28"/>
+              <w:szCs w:val="28"/>
+            </w:rPr>
+          </m:ctrlPr>
+        </m:oMathPr>
         <m:r>
           <m:rPr>
             <m:sty m:val="p"/>
@@ -18330,6 +18893,14 @@
         <w:t xml:space="preserve"> </w:t>
       </w:r>
       <m:oMath>
+        <m:oMathPr>
+          <m:ctrlPr>
+            <w:rPr>
+              <w:sz w:val="28"/>
+              <w:szCs w:val="28"/>
+            </w:rPr>
+          </m:ctrlPr>
+        </m:oMathPr>
         <m:r>
           <m:t>3</m:t>
         </m:r>
@@ -18481,6 +19052,14 @@
         <w:t xml:space="preserve">，</w:t>
       </w:r>
       <m:oMath>
+        <m:oMathPr>
+          <m:ctrlPr>
+            <w:rPr>
+              <w:sz w:val="28"/>
+              <w:szCs w:val="28"/>
+            </w:rPr>
+          </m:ctrlPr>
+        </m:oMathPr>
         <m:r>
           <m:t>μ</m:t>
         </m:r>
@@ -18570,6 +19149,14 @@
         <w:pStyle w:val="BodyText"/>
       </w:pPr>
       <m:oMath>
+        <m:oMathPr>
+          <m:ctrlPr>
+            <w:rPr>
+              <w:sz w:val="28"/>
+              <w:szCs w:val="28"/>
+            </w:rPr>
+          </m:ctrlPr>
+        </m:oMathPr>
         <m:r>
           <m:rPr>
             <m:sty m:val="p"/>
@@ -18721,6 +19308,14 @@
         <w:t xml:space="preserve"> </w:t>
       </w:r>
       <m:oMath>
+        <m:oMathPr>
+          <m:ctrlPr>
+            <w:rPr>
+              <w:sz w:val="28"/>
+              <w:szCs w:val="28"/>
+            </w:rPr>
+          </m:ctrlPr>
+        </m:oMathPr>
         <m:r>
           <m:t>5</m:t>
         </m:r>
@@ -18818,6 +19413,14 @@
         <w:t xml:space="preserve">，</w:t>
       </w:r>
       <m:oMath>
+        <m:oMathPr>
+          <m:ctrlPr>
+            <w:rPr>
+              <w:sz w:val="28"/>
+              <w:szCs w:val="28"/>
+            </w:rPr>
+          </m:ctrlPr>
+        </m:oMathPr>
         <m:r>
           <m:t>μ</m:t>
         </m:r>
@@ -18909,8 +19512,8 @@
         </w:pict>
       </w:r>
     </w:p>
-    <w:bookmarkEnd w:id="47"/>
-    <w:bookmarkStart w:id="48" w:name="例-2-jahn-teller-畸变判断"/>
+    <w:bookmarkEnd w:id="50"/>
+    <w:bookmarkStart w:id="51" w:name="例-2-jahn-teller-畸变判断"/>
     <w:p>
       <w:pPr>
         <w:pStyle w:val="Heading3"/>
@@ -19207,7 +19810,7 @@
           <w:p>
             <w:pPr>
               <w:pStyle w:val="Compact"/>
-              <w:jc w:val="left"/>
+              <w:jc w:val="center"/>
             </w:pPr>
             <w:r>
               <w:rPr>
@@ -19239,7 +19842,7 @@
           <w:p>
             <w:pPr>
               <w:pStyle w:val="Compact"/>
-              <w:jc w:val="left"/>
+              <w:jc w:val="center"/>
             </w:pPr>
             <w:r>
               <w:rPr>
@@ -19321,7 +19924,7 @@
           <w:p>
             <w:pPr>
               <w:pStyle w:val="Compact"/>
-              <w:jc w:val="left"/>
+              <w:jc w:val="center"/>
             </w:pPr>
             <w:r>
               <w:rPr>
@@ -19351,7 +19954,7 @@
           <w:p>
             <w:pPr>
               <w:pStyle w:val="Compact"/>
-              <w:jc w:val="left"/>
+              <w:jc w:val="center"/>
             </w:pPr>
             <w:r>
               <w:rPr>
@@ -19430,7 +20033,7 @@
           <w:p>
             <w:pPr>
               <w:pStyle w:val="Compact"/>
-              <w:jc w:val="left"/>
+              <w:jc w:val="center"/>
             </w:pPr>
             <w:r>
               <w:rPr>
@@ -19460,7 +20063,7 @@
           <w:p>
             <w:pPr>
               <w:pStyle w:val="Compact"/>
-              <w:jc w:val="left"/>
+              <w:jc w:val="center"/>
             </w:pPr>
             <w:r>
               <w:rPr>
@@ -19537,7 +20140,7 @@
           <w:p>
             <w:pPr>
               <w:pStyle w:val="Compact"/>
-              <w:jc w:val="left"/>
+              <w:jc w:val="center"/>
             </w:pPr>
             <w:r>
               <w:rPr>
@@ -19567,7 +20170,7 @@
           <w:p>
             <w:pPr>
               <w:pStyle w:val="Compact"/>
-              <w:jc w:val="left"/>
+              <w:jc w:val="center"/>
             </w:pPr>
             <w:r>
               <w:rPr>
@@ -19646,7 +20249,7 @@
           <w:p>
             <w:pPr>
               <w:pStyle w:val="Compact"/>
-              <w:jc w:val="left"/>
+              <w:jc w:val="center"/>
             </w:pPr>
             <w:r>
               <w:rPr>
@@ -19676,7 +20279,7 @@
           <w:p>
             <w:pPr>
               <w:pStyle w:val="Compact"/>
-              <w:jc w:val="left"/>
+              <w:jc w:val="center"/>
             </w:pPr>
             <w:r>
               <w:rPr>
@@ -19753,7 +20356,7 @@
           <w:p>
             <w:pPr>
               <w:pStyle w:val="Compact"/>
-              <w:jc w:val="left"/>
+              <w:jc w:val="center"/>
             </w:pPr>
             <w:r>
               <w:rPr>
@@ -19783,7 +20386,7 @@
           <w:p>
             <w:pPr>
               <w:pStyle w:val="Compact"/>
-              <w:jc w:val="left"/>
+              <w:jc w:val="center"/>
             </w:pPr>
             <w:r>
               <w:rPr>
@@ -19946,8 +20549,8 @@
         </w:pict>
       </w:r>
     </w:p>
-    <w:bookmarkEnd w:id="48"/>
-    <w:bookmarkStart w:id="49" w:name="例-3-磁矩-配合物结构推断"/>
+    <w:bookmarkEnd w:id="51"/>
+    <w:bookmarkStart w:id="52" w:name="例-3-磁矩-配合物结构推断"/>
     <w:p>
       <w:pPr>
         <w:pStyle w:val="Heading3"/>
@@ -20340,6 +20943,14 @@
         <w:t xml:space="preserve"> </w:t>
       </w:r>
       <m:oMath>
+        <m:oMathPr>
+          <m:ctrlPr>
+            <w:rPr>
+              <w:sz w:val="28"/>
+              <w:szCs w:val="28"/>
+            </w:rPr>
+          </m:ctrlPr>
+        </m:oMathPr>
         <m:r>
           <m:rPr>
             <m:sty m:val="p"/>
@@ -20593,6 +21204,14 @@
         <w:t xml:space="preserve"> </w:t>
       </w:r>
       <m:oMath>
+        <m:oMathPr>
+          <m:ctrlPr>
+            <w:rPr>
+              <w:sz w:val="28"/>
+              <w:szCs w:val="28"/>
+            </w:rPr>
+          </m:ctrlPr>
+        </m:oMathPr>
         <m:r>
           <m:t>6</m:t>
         </m:r>
@@ -20672,6 +21291,14 @@
         </w:numPr>
       </w:pPr>
       <m:oMath>
+        <m:oMathPr>
+          <m:ctrlPr>
+            <w:rPr>
+              <w:sz w:val="28"/>
+              <w:szCs w:val="28"/>
+            </w:rPr>
+          </m:ctrlPr>
+        </m:oMathPr>
         <m:r>
           <m:rPr>
             <m:sty m:val="p"/>
@@ -20749,6 +21376,14 @@
         <w:t xml:space="preserve"> </w:t>
       </w:r>
       <m:oMath>
+        <m:oMathPr>
+          <m:ctrlPr>
+            <w:rPr>
+              <w:sz w:val="28"/>
+              <w:szCs w:val="28"/>
+            </w:rPr>
+          </m:ctrlPr>
+        </m:oMathPr>
         <m:r>
           <m:t>μ</m:t>
         </m:r>
@@ -20940,6 +21575,14 @@
         <w:t xml:space="preserve"> </w:t>
       </w:r>
       <m:oMath>
+        <m:oMathPr>
+          <m:ctrlPr>
+            <w:rPr>
+              <w:sz w:val="28"/>
+              <w:szCs w:val="28"/>
+            </w:rPr>
+          </m:ctrlPr>
+        </m:oMathPr>
         <m:r>
           <m:t>4</m:t>
         </m:r>
@@ -21078,8 +21721,8 @@
         </w:pict>
       </w:r>
     </w:p>
-    <w:bookmarkEnd w:id="49"/>
-    <w:bookmarkStart w:id="50" w:name="例-4-d-d-跃迁-vs-ct-跃迁"/>
+    <w:bookmarkEnd w:id="52"/>
+    <w:bookmarkStart w:id="53" w:name="例-4-d-d-跃迁-vs-ct-跃迁"/>
     <w:p>
       <w:pPr>
         <w:pStyle w:val="Heading3"/>
@@ -21140,6 +21783,14 @@
         <w:t xml:space="preserve"> </w:t>
       </w:r>
       <m:oMath>
+        <m:oMathPr>
+          <m:ctrlPr>
+            <w:rPr>
+              <w:sz w:val="28"/>
+              <w:szCs w:val="28"/>
+            </w:rPr>
+          </m:ctrlPr>
+        </m:oMathPr>
         <m:r>
           <m:rPr>
             <m:sty m:val="p"/>
@@ -21305,6 +21956,14 @@
         <w:t xml:space="preserve"> </w:t>
       </w:r>
       <m:oMath>
+        <m:oMathPr>
+          <m:ctrlPr>
+            <w:rPr>
+              <w:sz w:val="28"/>
+              <w:szCs w:val="28"/>
+            </w:rPr>
+          </m:ctrlPr>
+        </m:oMathPr>
         <m:r>
           <m:rPr>
             <m:sty m:val="p"/>
@@ -21412,6 +22071,14 @@
         <w:t xml:space="preserve"> </w:t>
       </w:r>
       <m:oMath>
+        <m:oMathPr>
+          <m:ctrlPr>
+            <w:rPr>
+              <w:sz w:val="28"/>
+              <w:szCs w:val="28"/>
+            </w:rPr>
+          </m:ctrlPr>
+        </m:oMathPr>
         <m:r>
           <m:rPr>
             <m:sty m:val="p"/>
@@ -21545,6 +22212,14 @@
         </w:numPr>
       </w:pPr>
       <m:oMath>
+        <m:oMathPr>
+          <m:ctrlPr>
+            <w:rPr>
+              <w:sz w:val="28"/>
+              <w:szCs w:val="28"/>
+            </w:rPr>
+          </m:ctrlPr>
+        </m:oMathPr>
         <m:r>
           <m:rPr>
             <m:sty m:val="p"/>
@@ -21866,6 +22541,14 @@
         <w:t xml:space="preserve">（</w:t>
       </w:r>
       <m:oMath>
+        <m:oMathPr>
+          <m:ctrlPr>
+            <w:rPr>
+              <w:sz w:val="28"/>
+              <w:szCs w:val="28"/>
+            </w:rPr>
+          </m:ctrlPr>
+        </m:oMathPr>
         <m:sSup>
           <m:e>
             <m:r>
@@ -21963,6 +22646,14 @@
         <w:t xml:space="preserve">（</w:t>
       </w:r>
       <m:oMath>
+        <m:oMathPr>
+          <m:ctrlPr>
+            <w:rPr>
+              <w:sz w:val="28"/>
+              <w:szCs w:val="28"/>
+            </w:rPr>
+          </m:ctrlPr>
+        </m:oMathPr>
         <m:r>
           <m:t>ε</m:t>
         </m:r>
@@ -22006,6 +22697,14 @@
         </w:numPr>
       </w:pPr>
       <m:oMath>
+        <m:oMathPr>
+          <m:ctrlPr>
+            <w:rPr>
+              <w:sz w:val="28"/>
+              <w:szCs w:val="28"/>
+            </w:rPr>
+          </m:ctrlPr>
+        </m:oMathPr>
         <m:r>
           <m:rPr>
             <m:sty m:val="p"/>
@@ -22191,6 +22890,14 @@
         <w:pStyle w:val="FirstParagraph"/>
       </w:pPr>
       <m:oMath>
+        <m:oMathPr>
+          <m:ctrlPr>
+            <w:rPr>
+              <w:sz w:val="28"/>
+              <w:szCs w:val="28"/>
+            </w:rPr>
+          </m:ctrlPr>
+        </m:oMathPr>
         <m:r>
           <m:rPr>
             <m:sty m:val="p"/>
@@ -22359,8 +23066,8 @@
         </w:pict>
       </w:r>
     </w:p>
-    <w:bookmarkEnd w:id="50"/>
-    <w:bookmarkStart w:id="51" w:name="例-5-tanabe-sugano-图应用"/>
+    <w:bookmarkEnd w:id="53"/>
+    <w:bookmarkStart w:id="54" w:name="例-5-tanabe-sugano-图应用"/>
     <w:p>
       <w:pPr>
         <w:pStyle w:val="Heading3"/>
@@ -22403,6 +23110,14 @@
         <w:t xml:space="preserve">：</w:t>
       </w:r>
       <m:oMath>
+        <m:oMathPr>
+          <m:ctrlPr>
+            <w:rPr>
+              <w:sz w:val="28"/>
+              <w:szCs w:val="28"/>
+            </w:rPr>
+          </m:ctrlPr>
+        </m:oMathPr>
         <m:r>
           <m:rPr>
             <m:sty m:val="p"/>
@@ -22504,6 +23219,14 @@
         <w:t xml:space="preserve">的紫外-可见光谱显示两个吸收带：</w:t>
       </w:r>
       <m:oMath>
+        <m:oMathPr>
+          <m:ctrlPr>
+            <w:rPr>
+              <w:sz w:val="28"/>
+              <w:szCs w:val="28"/>
+            </w:rPr>
+          </m:ctrlPr>
+        </m:oMathPr>
         <m:sSub>
           <m:e>
             <m:r>
@@ -22566,6 +23289,14 @@
         <w:t xml:space="preserve">，</w:t>
       </w:r>
       <m:oMath>
+        <m:oMathPr>
+          <m:ctrlPr>
+            <w:rPr>
+              <w:sz w:val="28"/>
+              <w:szCs w:val="28"/>
+            </w:rPr>
+          </m:ctrlPr>
+        </m:oMathPr>
         <m:sSub>
           <m:e>
             <m:r>
@@ -22744,6 +23475,14 @@
         <w:t xml:space="preserve"> </w:t>
       </w:r>
       <m:oMath>
+        <m:oMathPr>
+          <m:ctrlPr>
+            <w:rPr>
+              <w:sz w:val="28"/>
+              <w:szCs w:val="28"/>
+            </w:rPr>
+          </m:ctrlPr>
+        </m:oMathPr>
         <m:sSub>
           <m:e>
             <m:r>
@@ -22797,6 +23536,14 @@
         <w:t xml:space="preserve"> </w:t>
       </w:r>
       <m:oMath>
+        <m:oMathPr>
+          <m:ctrlPr>
+            <w:rPr>
+              <w:sz w:val="28"/>
+              <w:szCs w:val="28"/>
+            </w:rPr>
+          </m:ctrlPr>
+        </m:oMathPr>
         <m:sSub>
           <m:e>
             <m:r>
@@ -22902,6 +23649,14 @@
         <w:t xml:space="preserve"> </w:t>
       </w:r>
       <m:oMath>
+        <m:oMathPr>
+          <m:ctrlPr>
+            <w:rPr>
+              <w:sz w:val="28"/>
+              <w:szCs w:val="28"/>
+            </w:rPr>
+          </m:ctrlPr>
+        </m:oMathPr>
         <m:sSub>
           <m:e>
             <m:r>
@@ -23073,6 +23828,14 @@
         </w:numPr>
       </w:pPr>
       <m:oMath>
+        <m:oMathPr>
+          <m:ctrlPr>
+            <w:rPr>
+              <w:sz w:val="28"/>
+              <w:szCs w:val="28"/>
+            </w:rPr>
+          </m:ctrlPr>
+        </m:oMathPr>
         <m:sSub>
           <m:e>
             <m:r>
@@ -23142,6 +23905,12 @@
       <m:oMathPara>
         <m:oMathParaPr>
           <m:jc m:val="center"/>
+          <m:ctrlPr>
+            <w:rPr>
+              <w:sz w:val="28"/>
+              <w:szCs w:val="28"/>
+            </w:rPr>
+          </m:ctrlPr>
         </m:oMathParaPr>
         <m:oMath>
           <m:sSub>
@@ -23292,6 +24061,12 @@
       <m:oMathPara>
         <m:oMathParaPr>
           <m:jc m:val="center"/>
+          <m:ctrlPr>
+            <w:rPr>
+              <w:sz w:val="28"/>
+              <w:szCs w:val="28"/>
+            </w:rPr>
+          </m:ctrlPr>
         </m:oMathParaPr>
         <m:oMath>
           <m:sSub>
@@ -23432,6 +24207,14 @@
         </w:numPr>
       </w:pPr>
       <m:oMath>
+        <m:oMathPr>
+          <m:ctrlPr>
+            <w:rPr>
+              <w:sz w:val="28"/>
+              <w:szCs w:val="28"/>
+            </w:rPr>
+          </m:ctrlPr>
+        </m:oMathPr>
         <m:r>
           <m:t>β</m:t>
         </m:r>
@@ -23601,9 +24384,9 @@
         </w:pict>
       </w:r>
     </w:p>
-    <w:bookmarkEnd w:id="51"/>
-    <w:bookmarkEnd w:id="52"/>
-    <w:bookmarkStart w:id="53" w:name="八常见误区"/>
+    <w:bookmarkEnd w:id="54"/>
+    <w:bookmarkEnd w:id="55"/>
+    <w:bookmarkStart w:id="56" w:name="八常见误区"/>
     <w:p>
       <w:pPr>
         <w:pStyle w:val="Heading2"/>
@@ -23635,7 +24418,7 @@
           <w:p>
             <w:pPr>
               <w:pStyle w:val="Compact"/>
-              <w:jc w:val="left"/>
+              <w:jc w:val="center"/>
             </w:pPr>
             <w:r>
               <w:rPr>
@@ -23651,7 +24434,7 @@
           <w:p>
             <w:pPr>
               <w:pStyle w:val="Compact"/>
-              <w:jc w:val="left"/>
+              <w:jc w:val="center"/>
             </w:pPr>
             <w:r>
               <w:rPr>
@@ -23669,7 +24452,7 @@
           <w:p>
             <w:pPr>
               <w:pStyle w:val="Compact"/>
-              <w:jc w:val="left"/>
+              <w:jc w:val="center"/>
             </w:pPr>
             <w:r>
               <w:rPr>
@@ -23706,7 +24489,7 @@
           <w:p>
             <w:pPr>
               <w:pStyle w:val="Compact"/>
-              <w:jc w:val="left"/>
+              <w:jc w:val="center"/>
             </w:pPr>
             <w:r>
               <w:rPr>
@@ -23759,7 +24542,7 @@
           <w:p>
             <w:pPr>
               <w:pStyle w:val="Compact"/>
-              <w:jc w:val="left"/>
+              <w:jc w:val="center"/>
             </w:pPr>
             <w:r>
               <w:rPr>
@@ -23808,7 +24591,7 @@
           <w:p>
             <w:pPr>
               <w:pStyle w:val="Compact"/>
-              <w:jc w:val="left"/>
+              <w:jc w:val="center"/>
             </w:pPr>
             <w:r>
               <w:rPr>
@@ -23861,7 +24644,7 @@
           <w:p>
             <w:pPr>
               <w:pStyle w:val="Compact"/>
-              <w:jc w:val="left"/>
+              <w:jc w:val="center"/>
             </w:pPr>
             <w:r>
               <w:rPr>
@@ -23916,7 +24699,7 @@
           <w:p>
             <w:pPr>
               <w:pStyle w:val="Compact"/>
-              <w:jc w:val="left"/>
+              <w:jc w:val="center"/>
             </w:pPr>
             <w:r>
               <w:rPr>
@@ -23999,7 +24782,7 @@
           <w:p>
             <w:pPr>
               <w:pStyle w:val="Compact"/>
-              <w:jc w:val="left"/>
+              <w:jc w:val="center"/>
             </w:pPr>
             <w:r>
               <w:rPr>
@@ -24054,7 +24837,7 @@
           <w:p>
             <w:pPr>
               <w:pStyle w:val="Compact"/>
-              <w:jc w:val="left"/>
+              <w:jc w:val="center"/>
             </w:pPr>
             <w:r>
               <w:rPr>
@@ -24323,7 +25106,7 @@
           <w:p>
             <w:pPr>
               <w:pStyle w:val="Compact"/>
-              <w:jc w:val="left"/>
+              <w:jc w:val="center"/>
             </w:pPr>
             <w:r>
               <w:rPr>
@@ -24360,7 +25143,7 @@
           <w:p>
             <w:pPr>
               <w:pStyle w:val="Compact"/>
-              <w:jc w:val="left"/>
+              <w:jc w:val="center"/>
             </w:pPr>
             <w:r>
               <w:rPr>
@@ -24443,7 +25226,7 @@
           <w:p>
             <w:pPr>
               <w:pStyle w:val="Compact"/>
-              <w:jc w:val="left"/>
+              <w:jc w:val="center"/>
             </w:pPr>
             <w:r>
               <w:rPr>
@@ -24504,7 +25287,7 @@
           <w:p>
             <w:pPr>
               <w:pStyle w:val="Compact"/>
-              <w:jc w:val="left"/>
+              <w:jc w:val="center"/>
             </w:pPr>
             <m:oMath>
               <m:sSub>
@@ -24598,7 +25381,7 @@
           <w:p>
             <w:pPr>
               <w:pStyle w:val="Compact"/>
-              <w:jc w:val="left"/>
+              <w:jc w:val="center"/>
             </w:pPr>
             <w:r>
               <w:rPr>
@@ -24751,7 +25534,7 @@
           <w:p>
             <w:pPr>
               <w:pStyle w:val="Compact"/>
-              <w:jc w:val="left"/>
+              <w:jc w:val="center"/>
             </w:pPr>
             <w:r>
               <w:rPr>
@@ -25016,8 +25799,8 @@
         </w:pict>
       </w:r>
     </w:p>
-    <w:bookmarkEnd w:id="53"/>
-    <w:bookmarkStart w:id="57" w:name="九方法总结"/>
+    <w:bookmarkEnd w:id="56"/>
+    <w:bookmarkStart w:id="60" w:name="九方法总结"/>
     <w:p>
       <w:pPr>
         <w:pStyle w:val="Heading2"/>
@@ -25029,7 +25812,7 @@
         <w:t xml:space="preserve">九、方法总结</w:t>
       </w:r>
     </w:p>
-    <w:bookmarkStart w:id="54" w:name="配合物结构分析六步法"/>
+    <w:bookmarkStart w:id="57" w:name="配合物结构分析六步法"/>
     <w:p>
       <w:pPr>
         <w:pStyle w:val="Heading3"/>
@@ -25524,8 +26307,8 @@
         <w:t xml:space="preserve">JT（可忽略）</w:t>
       </w:r>
     </w:p>
-    <w:bookmarkEnd w:id="54"/>
-    <w:bookmarkStart w:id="55" w:name="光谱化学序列推导流程图"/>
+    <w:bookmarkEnd w:id="57"/>
+    <w:bookmarkStart w:id="58" w:name="光谱化学序列推导流程图"/>
     <w:p>
       <w:pPr>
         <w:pStyle w:val="Heading3"/>
@@ -25749,8 +26532,8 @@
         <w:t xml:space="preserve">中场</w:t>
       </w:r>
     </w:p>
-    <w:bookmarkEnd w:id="55"/>
-    <w:bookmarkStart w:id="56" w:name="d-d-vs-ct-快速判断"/>
+    <w:bookmarkEnd w:id="58"/>
+    <w:bookmarkStart w:id="59" w:name="d-d-vs-ct-快速判断"/>
     <w:p>
       <w:pPr>
         <w:pStyle w:val="Heading3"/>
@@ -25785,7 +26568,7 @@
           <w:p>
             <w:pPr>
               <w:pStyle w:val="Compact"/>
-              <w:jc w:val="left"/>
+              <w:jc w:val="center"/>
             </w:pPr>
             <w:r>
               <w:rPr>
@@ -25801,7 +26584,7 @@
           <w:p>
             <w:pPr>
               <w:pStyle w:val="Compact"/>
-              <w:jc w:val="left"/>
+              <w:jc w:val="center"/>
             </w:pPr>
             <w:r>
               <w:rPr>
@@ -25824,7 +26607,7 @@
           <w:p>
             <w:pPr>
               <w:pStyle w:val="Compact"/>
-              <w:jc w:val="left"/>
+              <w:jc w:val="center"/>
             </w:pPr>
             <w:r>
               <w:rPr>
@@ -25849,7 +26632,7 @@
           <w:p>
             <w:pPr>
               <w:pStyle w:val="Compact"/>
-              <w:jc w:val="left"/>
+              <w:jc w:val="center"/>
             </w:pPr>
             <m:oMath>
               <m:r>
@@ -25863,7 +26646,7 @@
           <w:p>
             <w:pPr>
               <w:pStyle w:val="Compact"/>
-              <w:jc w:val="left"/>
+              <w:jc w:val="center"/>
             </w:pPr>
             <w:r>
               <w:rPr>
@@ -25884,7 +26667,7 @@
           <w:p>
             <w:pPr>
               <w:pStyle w:val="Compact"/>
-              <w:jc w:val="left"/>
+              <w:jc w:val="center"/>
             </w:pPr>
             <w:r>
               <w:rPr>
@@ -25907,7 +26690,7 @@
           <w:p>
             <w:pPr>
               <w:pStyle w:val="Compact"/>
-              <w:jc w:val="left"/>
+              <w:jc w:val="center"/>
             </w:pPr>
             <w:r>
               <w:rPr>
@@ -25922,7 +26705,7 @@
           <w:p>
             <w:pPr>
               <w:pStyle w:val="Compact"/>
-              <w:jc w:val="left"/>
+              <w:jc w:val="center"/>
             </w:pPr>
             <w:r>
               <w:rPr>
@@ -25937,7 +26720,7 @@
           <w:p>
             <w:pPr>
               <w:pStyle w:val="Compact"/>
-              <w:jc w:val="left"/>
+              <w:jc w:val="center"/>
             </w:pPr>
             <w:r>
               <w:rPr>
@@ -25954,7 +26737,7 @@
           <w:p>
             <w:pPr>
               <w:pStyle w:val="Compact"/>
-              <w:jc w:val="left"/>
+              <w:jc w:val="center"/>
             </w:pPr>
             <w:r>
               <w:rPr>
@@ -25975,7 +26758,7 @@
           <w:p>
             <w:pPr>
               <w:pStyle w:val="Compact"/>
-              <w:jc w:val="left"/>
+              <w:jc w:val="center"/>
             </w:pPr>
             <w:r>
               <w:rPr>
@@ -25990,7 +26773,7 @@
           <w:p>
             <w:pPr>
               <w:pStyle w:val="Compact"/>
-              <w:jc w:val="left"/>
+              <w:jc w:val="center"/>
             </w:pPr>
             <w:r>
               <w:rPr>
@@ -26025,7 +26808,7 @@
           <w:p>
             <w:pPr>
               <w:pStyle w:val="Compact"/>
-              <w:jc w:val="left"/>
+              <w:jc w:val="center"/>
             </w:pPr>
             <w:r>
               <w:rPr>
@@ -26040,7 +26823,7 @@
           <w:p>
             <w:pPr>
               <w:pStyle w:val="Compact"/>
-              <w:jc w:val="left"/>
+              <w:jc w:val="center"/>
             </w:pPr>
             <w:r>
               <w:rPr>
@@ -26055,7 +26838,7 @@
           <w:p>
             <w:pPr>
               <w:pStyle w:val="Compact"/>
-              <w:jc w:val="left"/>
+              <w:jc w:val="center"/>
             </w:pPr>
             <w:r>
               <w:rPr>
@@ -26074,9 +26857,9 @@
         </w:pict>
       </w:r>
     </w:p>
-    <w:bookmarkEnd w:id="56"/>
-    <w:bookmarkEnd w:id="57"/>
-    <w:bookmarkStart w:id="58" w:name="十速查卡"/>
+    <w:bookmarkEnd w:id="59"/>
+    <w:bookmarkEnd w:id="60"/>
+    <w:bookmarkStart w:id="61" w:name="十速查卡"/>
     <w:p>
       <w:pPr>
         <w:pStyle w:val="Heading2"/>
@@ -26109,7 +26892,7 @@
           <w:p>
             <w:pPr>
               <w:pStyle w:val="Compact"/>
-              <w:jc w:val="left"/>
+              <w:jc w:val="center"/>
             </w:pPr>
             <w:r>
               <w:rPr>
@@ -26125,7 +26908,7 @@
           <w:p>
             <w:pPr>
               <w:pStyle w:val="Compact"/>
-              <w:jc w:val="left"/>
+              <w:jc w:val="center"/>
             </w:pPr>
             <w:r>
               <w:rPr>
@@ -26141,7 +26924,7 @@
           <w:p>
             <w:pPr>
               <w:pStyle w:val="Compact"/>
-              <w:jc w:val="left"/>
+              <w:jc w:val="center"/>
             </w:pPr>
             <w:r>
               <w:rPr>
@@ -26159,7 +26942,7 @@
           <w:p>
             <w:pPr>
               <w:pStyle w:val="Compact"/>
-              <w:jc w:val="left"/>
+              <w:jc w:val="center"/>
             </w:pPr>
             <w:r>
               <w:rPr>
@@ -26184,7 +26967,7 @@
           <w:p>
             <w:pPr>
               <w:pStyle w:val="Compact"/>
-              <w:jc w:val="left"/>
+              <w:jc w:val="center"/>
             </w:pPr>
             <m:oMath>
               <m:sSub>
@@ -26240,7 +27023,7 @@
           <w:p>
             <w:pPr>
               <w:pStyle w:val="Compact"/>
-              <w:jc w:val="left"/>
+              <w:jc w:val="center"/>
             </w:pPr>
             <w:r>
               <w:rPr>
@@ -26328,7 +27111,7 @@
           <w:p>
             <w:pPr>
               <w:pStyle w:val="Compact"/>
-              <w:jc w:val="left"/>
+              <w:jc w:val="center"/>
             </w:pPr>
             <w:r>
               <w:rPr>
@@ -26345,7 +27128,7 @@
           <w:p>
             <w:pPr>
               <w:pStyle w:val="Compact"/>
-              <w:jc w:val="left"/>
+              <w:jc w:val="center"/>
             </w:pPr>
             <m:oMath>
               <m:r>
@@ -26440,7 +27223,7 @@
           <w:p>
             <w:pPr>
               <w:pStyle w:val="Compact"/>
-              <w:jc w:val="left"/>
+              <w:jc w:val="center"/>
             </w:pPr>
             <w:r>
               <w:rPr>
@@ -26463,7 +27246,7 @@
           <w:p>
             <w:pPr>
               <w:pStyle w:val="Compact"/>
-              <w:jc w:val="left"/>
+              <w:jc w:val="center"/>
             </w:pPr>
             <w:r>
               <w:rPr>
@@ -26480,7 +27263,7 @@
           <w:p>
             <w:pPr>
               <w:pStyle w:val="Compact"/>
-              <w:jc w:val="left"/>
+              <w:jc w:val="center"/>
             </w:pPr>
             <m:oMath>
               <m:r>
@@ -26547,7 +27330,7 @@
           <w:p>
             <w:pPr>
               <w:pStyle w:val="Compact"/>
-              <w:jc w:val="left"/>
+              <w:jc w:val="center"/>
             </w:pPr>
             <w:r>
               <w:rPr>
@@ -26576,7 +27359,7 @@
           <w:p>
             <w:pPr>
               <w:pStyle w:val="Compact"/>
-              <w:jc w:val="left"/>
+              <w:jc w:val="center"/>
             </w:pPr>
             <w:r>
               <w:rPr>
@@ -26593,7 +27376,7 @@
           <w:p>
             <w:pPr>
               <w:pStyle w:val="Compact"/>
-              <w:jc w:val="left"/>
+              <w:jc w:val="center"/>
             </w:pPr>
             <w:r>
               <w:rPr>
@@ -26608,7 +27391,7 @@
           <w:p>
             <w:pPr>
               <w:pStyle w:val="Compact"/>
-              <w:jc w:val="left"/>
+              <w:jc w:val="center"/>
             </w:pPr>
             <w:r>
               <w:rPr>
@@ -26649,7 +27432,7 @@
           <w:p>
             <w:pPr>
               <w:pStyle w:val="Compact"/>
-              <w:jc w:val="left"/>
+              <w:jc w:val="center"/>
             </w:pPr>
             <w:r>
               <w:rPr>
@@ -26666,7 +27449,7 @@
           <w:p>
             <w:pPr>
               <w:pStyle w:val="Compact"/>
-              <w:jc w:val="left"/>
+              <w:jc w:val="center"/>
             </w:pPr>
             <m:oMath>
               <m:r>
@@ -26721,7 +27504,7 @@
           <w:p>
             <w:pPr>
               <w:pStyle w:val="Compact"/>
-              <w:jc w:val="left"/>
+              <w:jc w:val="center"/>
             </w:pPr>
             <w:r>
               <w:rPr>
@@ -26738,7 +27521,7 @@
           <w:p>
             <w:pPr>
               <w:pStyle w:val="Compact"/>
-              <w:jc w:val="left"/>
+              <w:jc w:val="center"/>
             </w:pPr>
             <w:r>
               <w:rPr>
@@ -26763,7 +27546,7 @@
           <w:p>
             <w:pPr>
               <w:pStyle w:val="Compact"/>
-              <w:jc w:val="left"/>
+              <w:jc w:val="center"/>
             </w:pPr>
             <w:r>
               <w:rPr>
@@ -26832,7 +27615,7 @@
           <w:p>
             <w:pPr>
               <w:pStyle w:val="Compact"/>
-              <w:jc w:val="left"/>
+              <w:jc w:val="center"/>
             </w:pPr>
             <w:r>
               <w:rPr>
@@ -26855,7 +27638,7 @@
           <w:p>
             <w:pPr>
               <w:pStyle w:val="Compact"/>
-              <w:jc w:val="left"/>
+              <w:jc w:val="center"/>
             </w:pPr>
             <w:r>
               <w:rPr>
@@ -26872,7 +27655,7 @@
           <w:p>
             <w:pPr>
               <w:pStyle w:val="Compact"/>
-              <w:jc w:val="left"/>
+              <w:jc w:val="center"/>
             </w:pPr>
             <m:oMath>
               <m:r>
@@ -26901,7 +27684,7 @@
           <w:p>
             <w:pPr>
               <w:pStyle w:val="Compact"/>
-              <w:jc w:val="left"/>
+              <w:jc w:val="center"/>
             </w:pPr>
             <w:r>
               <w:rPr>
@@ -26918,7 +27701,7 @@
           <w:p>
             <w:pPr>
               <w:pStyle w:val="Compact"/>
-              <w:jc w:val="left"/>
+              <w:jc w:val="center"/>
             </w:pPr>
             <w:r>
               <w:rPr>
@@ -26935,7 +27718,7 @@
           <w:p>
             <w:pPr>
               <w:pStyle w:val="Compact"/>
-              <w:jc w:val="left"/>
+              <w:jc w:val="center"/>
             </w:pPr>
             <w:r>
               <w:rPr>
@@ -26950,7 +27733,7 @@
           <w:p>
             <w:pPr>
               <w:pStyle w:val="Compact"/>
-              <w:jc w:val="left"/>
+              <w:jc w:val="center"/>
             </w:pPr>
             <w:r>
               <w:rPr>
@@ -26985,7 +27768,7 @@
           <w:p>
             <w:pPr>
               <w:pStyle w:val="Compact"/>
-              <w:jc w:val="left"/>
+              <w:jc w:val="center"/>
             </w:pPr>
             <w:r>
               <w:rPr>
@@ -27010,7 +27793,7 @@
           <w:p>
             <w:pPr>
               <w:pStyle w:val="Compact"/>
-              <w:jc w:val="left"/>
+              <w:jc w:val="center"/>
             </w:pPr>
             <m:oMath>
               <m:r>
@@ -27077,7 +27860,7 @@
           <w:p>
             <w:pPr>
               <w:pStyle w:val="Compact"/>
-              <w:jc w:val="left"/>
+              <w:jc w:val="center"/>
             </w:pPr>
             <w:r>
               <w:rPr>
@@ -27140,7 +27923,7 @@
           <w:p>
             <w:pPr>
               <w:pStyle w:val="Compact"/>
-              <w:jc w:val="left"/>
+              <w:jc w:val="center"/>
             </w:pPr>
             <w:r>
               <w:rPr>
@@ -27157,7 +27940,7 @@
           <w:p>
             <w:pPr>
               <w:pStyle w:val="Compact"/>
-              <w:jc w:val="left"/>
+              <w:jc w:val="center"/>
             </w:pPr>
             <m:oMath>
               <m:r>
@@ -27198,7 +27981,7 @@
           <w:p>
             <w:pPr>
               <w:pStyle w:val="Compact"/>
-              <w:jc w:val="left"/>
+              <w:jc w:val="center"/>
             </w:pPr>
             <m:oMath>
               <m:r>
@@ -27231,8 +28014,8 @@
         </w:pict>
       </w:r>
     </w:p>
-    <w:bookmarkEnd w:id="58"/>
-    <w:bookmarkStart w:id="62" w:name="十一练习题"/>
+    <w:bookmarkEnd w:id="61"/>
+    <w:bookmarkStart w:id="65" w:name="十一练习题"/>
     <w:p>
       <w:pPr>
         <w:pStyle w:val="Heading2"/>
@@ -27244,7 +28027,7 @@
         <w:t xml:space="preserve">十一、练习题</w:t>
       </w:r>
     </w:p>
-    <w:bookmarkStart w:id="59" w:name="基础巩固"/>
+    <w:bookmarkStart w:id="62" w:name="基础巩固"/>
     <w:p>
       <w:pPr>
         <w:pStyle w:val="Heading3"/>
@@ -27276,6 +28059,14 @@
         <w:t xml:space="preserve"> </w:t>
       </w:r>
       <m:oMath>
+        <m:oMathPr>
+          <m:ctrlPr>
+            <w:rPr>
+              <w:sz w:val="28"/>
+              <w:szCs w:val="28"/>
+            </w:rPr>
+          </m:ctrlPr>
+        </m:oMathPr>
         <m:r>
           <m:rPr>
             <m:sty m:val="p"/>
@@ -27380,6 +28171,14 @@
         <w:t xml:space="preserve"> </w:t>
       </w:r>
       <m:oMath>
+        <m:oMathPr>
+          <m:ctrlPr>
+            <w:rPr>
+              <w:sz w:val="28"/>
+              <w:szCs w:val="28"/>
+            </w:rPr>
+          </m:ctrlPr>
+        </m:oMathPr>
         <m:r>
           <m:rPr>
             <m:sty m:val="p"/>
@@ -27486,6 +28285,14 @@
         <w:t xml:space="preserve"> </w:t>
       </w:r>
       <m:oMath>
+        <m:oMathPr>
+          <m:ctrlPr>
+            <w:rPr>
+              <w:sz w:val="28"/>
+              <w:szCs w:val="28"/>
+            </w:rPr>
+          </m:ctrlPr>
+        </m:oMathPr>
         <m:r>
           <m:rPr>
             <m:sty m:val="p"/>
@@ -27793,8 +28600,8 @@
         <w:t xml:space="preserve"> ____。</w:t>
       </w:r>
     </w:p>
-    <w:bookmarkEnd w:id="59"/>
-    <w:bookmarkStart w:id="60" w:name="提高训练"/>
+    <w:bookmarkEnd w:id="62"/>
+    <w:bookmarkStart w:id="63" w:name="提高训练"/>
     <w:p>
       <w:pPr>
         <w:pStyle w:val="Heading3"/>
@@ -27826,6 +28633,14 @@
         <w:t xml:space="preserve"> </w:t>
       </w:r>
       <m:oMath>
+        <m:oMathPr>
+          <m:ctrlPr>
+            <w:rPr>
+              <w:sz w:val="28"/>
+              <w:szCs w:val="28"/>
+            </w:rPr>
+          </m:ctrlPr>
+        </m:oMathPr>
         <m:sSup>
           <m:e>
             <m:r>
@@ -28016,6 +28831,14 @@
         <w:t xml:space="preserve"> </w:t>
       </w:r>
       <m:oMath>
+        <m:oMathPr>
+          <m:ctrlPr>
+            <w:rPr>
+              <w:sz w:val="28"/>
+              <w:szCs w:val="28"/>
+            </w:rPr>
+          </m:ctrlPr>
+        </m:oMathPr>
         <m:r>
           <m:rPr>
             <m:sty m:val="p"/>
@@ -28117,6 +28940,14 @@
         <w:t xml:space="preserve">为反磁性，</w:t>
       </w:r>
       <m:oMath>
+        <m:oMathPr>
+          <m:ctrlPr>
+            <w:rPr>
+              <w:sz w:val="28"/>
+              <w:szCs w:val="28"/>
+            </w:rPr>
+          </m:ctrlPr>
+        </m:oMathPr>
         <m:r>
           <m:rPr>
             <m:sty m:val="p"/>
@@ -28253,6 +29084,14 @@
         <w:t xml:space="preserve"> </w:t>
       </w:r>
       <m:oMath>
+        <m:oMathPr>
+          <m:ctrlPr>
+            <w:rPr>
+              <w:sz w:val="28"/>
+              <w:szCs w:val="28"/>
+            </w:rPr>
+          </m:ctrlPr>
+        </m:oMathPr>
         <m:r>
           <m:rPr>
             <m:sty m:val="p"/>
@@ -28342,6 +29181,14 @@
         <w:t xml:space="preserve"> </w:t>
       </w:r>
       <m:oMath>
+        <m:oMathPr>
+          <m:ctrlPr>
+            <w:rPr>
+              <w:sz w:val="28"/>
+              <w:szCs w:val="28"/>
+            </w:rPr>
+          </m:ctrlPr>
+        </m:oMathPr>
         <m:r>
           <m:rPr>
             <m:sty m:val="p"/>
@@ -28676,8 +29523,8 @@
         <w:t xml:space="preserve">（高自旋）</w:t>
       </w:r>
     </w:p>
-    <w:bookmarkEnd w:id="60"/>
-    <w:bookmarkStart w:id="61" w:name="挑战题"/>
+    <w:bookmarkEnd w:id="63"/>
+    <w:bookmarkStart w:id="64" w:name="挑战题"/>
     <w:p>
       <w:pPr>
         <w:pStyle w:val="Heading3"/>
@@ -28710,6 +29557,14 @@
         <w:t xml:space="preserve"> </w:t>
       </w:r>
       <m:oMath>
+        <m:oMathPr>
+          <m:ctrlPr>
+            <w:rPr>
+              <w:sz w:val="28"/>
+              <w:szCs w:val="28"/>
+            </w:rPr>
+          </m:ctrlPr>
+        </m:oMathPr>
         <m:r>
           <m:rPr>
             <m:sty m:val="p"/>
@@ -28820,6 +29675,14 @@
         <w:t xml:space="preserve">光谱显示两个吸收峰：</w:t>
       </w:r>
       <m:oMath>
+        <m:oMathPr>
+          <m:ctrlPr>
+            <w:rPr>
+              <w:sz w:val="28"/>
+              <w:szCs w:val="28"/>
+            </w:rPr>
+          </m:ctrlPr>
+        </m:oMathPr>
         <m:sSub>
           <m:e>
             <m:r>
@@ -28882,6 +29745,14 @@
         <w:t xml:space="preserve">，</w:t>
       </w:r>
       <m:oMath>
+        <m:oMathPr>
+          <m:ctrlPr>
+            <w:rPr>
+              <w:sz w:val="28"/>
+              <w:szCs w:val="28"/>
+            </w:rPr>
+          </m:ctrlPr>
+        </m:oMathPr>
         <m:sSub>
           <m:e>
             <m:r>
@@ -29042,6 +29913,14 @@
         <w:t xml:space="preserve"> </w:t>
       </w:r>
       <m:oMath>
+        <m:oMathPr>
+          <m:ctrlPr>
+            <w:rPr>
+              <w:sz w:val="28"/>
+              <w:szCs w:val="28"/>
+            </w:rPr>
+          </m:ctrlPr>
+        </m:oMathPr>
         <m:sSub>
           <m:e>
             <m:r>
@@ -29083,6 +29962,14 @@
         <w:t xml:space="preserve">，</w:t>
       </w:r>
       <m:oMath>
+        <m:oMathPr>
+          <m:ctrlPr>
+            <w:rPr>
+              <w:sz w:val="28"/>
+              <w:szCs w:val="28"/>
+            </w:rPr>
+          </m:ctrlPr>
+        </m:oMathPr>
         <m:sSub>
           <m:e>
             <m:r>
@@ -29194,6 +30081,14 @@
         <w:t xml:space="preserve">NH₃，</w:t>
       </w:r>
       <m:oMath>
+        <m:oMathPr>
+          <m:ctrlPr>
+            <w:rPr>
+              <w:sz w:val="28"/>
+              <w:szCs w:val="28"/>
+            </w:rPr>
+          </m:ctrlPr>
+        </m:oMathPr>
         <m:r>
           <m:rPr>
             <m:sty m:val="p"/>
@@ -29298,6 +30193,14 @@
         <w:t xml:space="preserve"> </w:t>
       </w:r>
       <m:oMath>
+        <m:oMathPr>
+          <m:ctrlPr>
+            <w:rPr>
+              <w:sz w:val="28"/>
+              <w:szCs w:val="28"/>
+            </w:rPr>
+          </m:ctrlPr>
+        </m:oMathPr>
         <m:sSub>
           <m:e>
             <m:r>
@@ -29424,6 +30327,14 @@
         <w:t xml:space="preserve"> </w:t>
       </w:r>
       <m:oMath>
+        <m:oMathPr>
+          <m:ctrlPr>
+            <w:rPr>
+              <w:sz w:val="28"/>
+              <w:szCs w:val="28"/>
+            </w:rPr>
+          </m:ctrlPr>
+        </m:oMathPr>
         <m:r>
           <m:rPr>
             <m:sty m:val="p"/>
@@ -29513,6 +30424,14 @@
         <w:t xml:space="preserve">为反磁性，</w:t>
       </w:r>
       <m:oMath>
+        <m:oMathPr>
+          <m:ctrlPr>
+            <w:rPr>
+              <w:sz w:val="28"/>
+              <w:szCs w:val="28"/>
+            </w:rPr>
+          </m:ctrlPr>
+        </m:oMathPr>
         <m:r>
           <m:rPr>
             <m:sty m:val="p"/>
@@ -29614,6 +30533,14 @@
         <w:t xml:space="preserve">为顺磁性（</w:t>
       </w:r>
       <m:oMath>
+        <m:oMathPr>
+          <m:ctrlPr>
+            <w:rPr>
+              <w:sz w:val="28"/>
+              <w:szCs w:val="28"/>
+            </w:rPr>
+          </m:ctrlPr>
+        </m:oMathPr>
         <m:r>
           <m:t>μ</m:t>
         </m:r>
@@ -29762,6 +30689,14 @@
         <w:t xml:space="preserve"> </w:t>
       </w:r>
       <m:oMath>
+        <m:oMathPr>
+          <m:ctrlPr>
+            <w:rPr>
+              <w:sz w:val="28"/>
+              <w:szCs w:val="28"/>
+            </w:rPr>
+          </m:ctrlPr>
+        </m:oMathPr>
         <m:r>
           <m:rPr>
             <m:sty m:val="p"/>
@@ -29870,9 +30805,9 @@
         </w:pict>
       </w:r>
     </w:p>
-    <w:bookmarkEnd w:id="61"/>
-    <w:bookmarkEnd w:id="62"/>
-    <w:bookmarkStart w:id="63" w:name="十二参考答案与提示"/>
+    <w:bookmarkEnd w:id="64"/>
+    <w:bookmarkEnd w:id="65"/>
+    <w:bookmarkStart w:id="66" w:name="十二参考答案与提示"/>
     <w:p>
       <w:pPr>
         <w:pStyle w:val="Heading2"/>
@@ -29912,6 +30847,14 @@
         </w:numPr>
       </w:pPr>
       <m:oMath>
+        <m:oMathPr>
+          <m:ctrlPr>
+            <w:rPr>
+              <w:sz w:val="28"/>
+              <w:szCs w:val="28"/>
+            </w:rPr>
+          </m:ctrlPr>
+        </m:oMathPr>
         <m:r>
           <m:rPr>
             <m:sty m:val="p"/>
@@ -30031,6 +30974,14 @@
         <w:t xml:space="preserve"> = −24 Dq。</w:t>
       </w:r>
       <m:oMath>
+        <m:oMathPr>
+          <m:ctrlPr>
+            <w:rPr>
+              <w:sz w:val="28"/>
+              <w:szCs w:val="28"/>
+            </w:rPr>
+          </m:ctrlPr>
+        </m:oMathPr>
         <m:r>
           <m:rPr>
             <m:sty m:val="p"/>
@@ -30152,6 +31103,14 @@
         <w:t xml:space="preserve"> </w:t>
       </w:r>
       <m:oMath>
+        <m:oMathPr>
+          <m:ctrlPr>
+            <w:rPr>
+              <w:sz w:val="28"/>
+              <w:szCs w:val="28"/>
+            </w:rPr>
+          </m:ctrlPr>
+        </m:oMathPr>
         <m:r>
           <m:t>6</m:t>
         </m:r>
@@ -30273,6 +31232,14 @@
         <w:t xml:space="preserve">，</w:t>
       </w:r>
       <m:oMath>
+        <m:oMathPr>
+          <m:ctrlPr>
+            <w:rPr>
+              <w:sz w:val="28"/>
+              <w:szCs w:val="28"/>
+            </w:rPr>
+          </m:ctrlPr>
+        </m:oMathPr>
         <m:r>
           <m:t>μ</m:t>
         </m:r>
@@ -30528,6 +31495,14 @@
         </w:numPr>
       </w:pPr>
       <m:oMath>
+        <m:oMathPr>
+          <m:ctrlPr>
+            <w:rPr>
+              <w:sz w:val="28"/>
+              <w:szCs w:val="28"/>
+            </w:rPr>
+          </m:ctrlPr>
+        </m:oMathPr>
         <m:r>
           <m:rPr>
             <m:sty m:val="p"/>
@@ -30629,6 +31604,14 @@
         <w:t xml:space="preserve"> </w:t>
       </w:r>
       <m:oMath>
+        <m:oMathPr>
+          <m:ctrlPr>
+            <w:rPr>
+              <w:sz w:val="28"/>
+              <w:szCs w:val="28"/>
+            </w:rPr>
+          </m:ctrlPr>
+        </m:oMathPr>
         <m:r>
           <m:t>5.26</m:t>
         </m:r>
@@ -30699,6 +31682,14 @@
         <w:t xml:space="preserve">，</w:t>
       </w:r>
       <m:oMath>
+        <m:oMathPr>
+          <m:ctrlPr>
+            <w:rPr>
+              <w:sz w:val="28"/>
+              <w:szCs w:val="28"/>
+            </w:rPr>
+          </m:ctrlPr>
+        </m:oMathPr>
         <m:r>
           <m:rPr>
             <m:sty m:val="p"/>
@@ -31095,6 +32086,14 @@
         </w:numPr>
       </w:pPr>
       <m:oMath>
+        <m:oMathPr>
+          <m:ctrlPr>
+            <w:rPr>
+              <w:sz w:val="28"/>
+              <w:szCs w:val="28"/>
+            </w:rPr>
+          </m:ctrlPr>
+        </m:oMathPr>
         <m:sSub>
           <m:e>
             <m:r>
@@ -31163,6 +32162,14 @@
         <w:t xml:space="preserve"> </w:t>
       </w:r>
       <m:oMath>
+        <m:oMathPr>
+          <m:ctrlPr>
+            <w:rPr>
+              <w:sz w:val="28"/>
+              <w:szCs w:val="28"/>
+            </w:rPr>
+          </m:ctrlPr>
+        </m:oMathPr>
         <m:sSub>
           <m:e>
             <m:r>
@@ -31204,6 +32211,14 @@
         <w:t xml:space="preserve">，</w:t>
       </w:r>
       <m:oMath>
+        <m:oMathPr>
+          <m:ctrlPr>
+            <w:rPr>
+              <w:sz w:val="28"/>
+              <w:szCs w:val="28"/>
+            </w:rPr>
+          </m:ctrlPr>
+        </m:oMathPr>
         <m:sSub>
           <m:e>
             <m:r>
@@ -31239,6 +32254,14 @@
         <w:t xml:space="preserve">。</w:t>
       </w:r>
       <m:oMath>
+        <m:oMathPr>
+          <m:ctrlPr>
+            <w:rPr>
+              <w:sz w:val="28"/>
+              <w:szCs w:val="28"/>
+            </w:rPr>
+          </m:ctrlPr>
+        </m:oMathPr>
         <m:r>
           <m:t>B</m:t>
         </m:r>
@@ -31310,6 +32333,14 @@
         <w:t xml:space="preserve">，</w:t>
       </w:r>
       <m:oMath>
+        <m:oMathPr>
+          <m:ctrlPr>
+            <w:rPr>
+              <w:sz w:val="28"/>
+              <w:szCs w:val="28"/>
+            </w:rPr>
+          </m:ctrlPr>
+        </m:oMathPr>
         <m:sSub>
           <m:e>
             <m:r>
@@ -31399,6 +32430,14 @@
         </w:numPr>
       </w:pPr>
       <m:oMath>
+        <m:oMathPr>
+          <m:ctrlPr>
+            <w:rPr>
+              <w:sz w:val="28"/>
+              <w:szCs w:val="28"/>
+            </w:rPr>
+          </m:ctrlPr>
+        </m:oMathPr>
         <m:r>
           <m:rPr>
             <m:sty m:val="p"/>
@@ -31503,6 +32542,14 @@
         <w:t xml:space="preserve"> </w:t>
       </w:r>
       <m:oMath>
+        <m:oMathPr>
+          <m:ctrlPr>
+            <w:rPr>
+              <w:sz w:val="28"/>
+              <w:szCs w:val="28"/>
+            </w:rPr>
+          </m:ctrlPr>
+        </m:oMathPr>
         <m:sSub>
           <m:e>
             <m:r>
@@ -31568,6 +32615,14 @@
         <w:t xml:space="preserve">，</w:t>
       </w:r>
       <m:oMath>
+        <m:oMathPr>
+          <m:ctrlPr>
+            <w:rPr>
+              <w:sz w:val="28"/>
+              <w:szCs w:val="28"/>
+            </w:rPr>
+          </m:ctrlPr>
+        </m:oMathPr>
         <m:r>
           <m:t>B</m:t>
         </m:r>
@@ -31621,6 +32676,14 @@
         <w:t xml:space="preserve">；</w:t>
       </w:r>
       <m:oMath>
+        <m:oMathPr>
+          <m:ctrlPr>
+            <w:rPr>
+              <w:sz w:val="28"/>
+              <w:szCs w:val="28"/>
+            </w:rPr>
+          </m:ctrlPr>
+        </m:oMathPr>
         <m:r>
           <m:rPr>
             <m:sty m:val="p"/>
@@ -31725,6 +32788,14 @@
         <w:t xml:space="preserve"> </w:t>
       </w:r>
       <m:oMath>
+        <m:oMathPr>
+          <m:ctrlPr>
+            <w:rPr>
+              <w:sz w:val="28"/>
+              <w:szCs w:val="28"/>
+            </w:rPr>
+          </m:ctrlPr>
+        </m:oMathPr>
         <m:sSub>
           <m:e>
             <m:r>
@@ -31790,6 +32861,14 @@
         <w:t xml:space="preserve">，</w:t>
       </w:r>
       <m:oMath>
+        <m:oMathPr>
+          <m:ctrlPr>
+            <w:rPr>
+              <w:sz w:val="28"/>
+              <w:szCs w:val="28"/>
+            </w:rPr>
+          </m:ctrlPr>
+        </m:oMathPr>
         <m:r>
           <m:t>B</m:t>
         </m:r>
@@ -31963,6 +33042,14 @@
         </w:numPr>
       </w:pPr>
       <m:oMath>
+        <m:oMathPr>
+          <m:ctrlPr>
+            <w:rPr>
+              <w:sz w:val="28"/>
+              <w:szCs w:val="28"/>
+            </w:rPr>
+          </m:ctrlPr>
+        </m:oMathPr>
         <m:r>
           <m:rPr>
             <m:sty m:val="p"/>
@@ -32061,6 +33148,14 @@
         <w:t xml:space="preserve">平面正方形（dsp²）；</w:t>
       </w:r>
       <m:oMath>
+        <m:oMathPr>
+          <m:ctrlPr>
+            <w:rPr>
+              <w:sz w:val="28"/>
+              <w:szCs w:val="28"/>
+            </w:rPr>
+          </m:ctrlPr>
+        </m:oMathPr>
         <m:r>
           <m:rPr>
             <m:sty m:val="p"/>
@@ -32330,6 +33425,14 @@
         <w:t xml:space="preserve"> </w:t>
       </w:r>
       <m:oMath>
+        <m:oMathPr>
+          <m:ctrlPr>
+            <w:rPr>
+              <w:sz w:val="28"/>
+              <w:szCs w:val="28"/>
+            </w:rPr>
+          </m:ctrlPr>
+        </m:oMathPr>
         <m:rad>
           <m:radPr>
             <m:degHide m:val="on"/>
@@ -32382,8 +33485,8 @@
         <w:t xml:space="preserve">，与实验值吻合。</w:t>
       </w:r>
     </w:p>
-    <w:bookmarkEnd w:id="63"/>
-    <w:bookmarkEnd w:id="64"/>
+    <w:bookmarkEnd w:id="66"/>
+    <w:bookmarkEnd w:id="67"/>
     <w:sectPr>
       <w:footerReference w:type="default" r:id="rId9"/>
       <w:footnotePr>
